--- a/00-首页/题组Word/习题书/第三篇-有机化学/12-高分子化学-教师版.docx
+++ b/00-首页/题组Word/习题书/第三篇-有机化学/12-高分子化学-教师版.docx
@@ -22415,14 +22415,481 @@
       <w:pPr>
         <w:pStyle w:val="BodyText"/>
       </w:pPr>
-      <w:r>
-        <w:rPr>
-          <w:rFonts w:ascii="Times New Roman" w:hAnsi="Times New Roman" w:eastAsia="Times New Roman" w:cs="Times New Roman"/>
-        </w:rPr>
-        <w:t xml:space="preserve">$$
-    \mathrm{^+H_3NCH_2COOH} \xrightleftharpoons[\mathrm{p}K_\mathrm{a1}=2.34]{-\mathrm{H^+}} \mathrm{^+H_3NCH_2COO^-} \xrightleftharpoons[\mathrm{p}K_\mathrm{a2}=9.60]{-\mathrm{H^+}} \mathrm{H_2NCH_2COO^-}
-    $$</w:t>
-      </w:r>
+      <m:oMathPara>
+        <m:oMathParaPr>
+          <m:jc m:val="center"/>
+          <m:ctrlPr>
+            <w:rPr>
+              <w:sz w:val="28"/>
+              <w:szCs w:val="28"/>
+            </w:rPr>
+          </m:ctrlPr>
+        </m:oMathParaPr>
+        <m:oMath>
+          <m:sSup>
+            <m:e>
+              <m:r>
+                <m:rPr>
+                  <m:sty m:val="p"/>
+                </m:rPr>
+                <m:t>​</m:t>
+              </m:r>
+            </m:e>
+            <m:sup>
+              <m:r>
+                <m:rPr>
+                  <m:sty m:val="p"/>
+                </m:rPr>
+                <m:t>+</m:t>
+              </m:r>
+            </m:sup>
+          </m:sSup>
+          <m:sSub>
+            <m:e>
+              <m:r>
+                <m:rPr>
+                  <m:sty m:val="p"/>
+                </m:rPr>
+                <m:t>H</m:t>
+              </m:r>
+            </m:e>
+            <m:sub>
+              <m:r>
+                <m:rPr>
+                  <m:sty m:val="p"/>
+                </m:rPr>
+                <m:t>3</m:t>
+              </m:r>
+            </m:sub>
+          </m:sSub>
+          <m:r>
+            <m:rPr>
+              <m:sty m:val="p"/>
+            </m:rPr>
+            <m:t>N</m:t>
+          </m:r>
+          <m:r>
+            <m:rPr>
+              <m:sty m:val="p"/>
+            </m:rPr>
+            <m:t>C</m:t>
+          </m:r>
+          <m:sSub>
+            <m:e>
+              <m:r>
+                <m:rPr>
+                  <m:sty m:val="p"/>
+                </m:rPr>
+                <m:t>H</m:t>
+              </m:r>
+            </m:e>
+            <m:sub>
+              <m:r>
+                <m:rPr>
+                  <m:sty m:val="p"/>
+                </m:rPr>
+                <m:t>2</m:t>
+              </m:r>
+            </m:sub>
+          </m:sSub>
+          <m:r>
+            <m:rPr>
+              <m:sty m:val="p"/>
+            </m:rPr>
+            <m:t>C</m:t>
+          </m:r>
+          <m:r>
+            <m:rPr>
+              <m:sty m:val="p"/>
+            </m:rPr>
+            <m:t>O</m:t>
+          </m:r>
+          <m:r>
+            <m:rPr>
+              <m:sty m:val="p"/>
+            </m:rPr>
+            <m:t>O</m:t>
+          </m:r>
+          <m:r>
+            <m:rPr>
+              <m:sty m:val="p"/>
+            </m:rPr>
+            <m:t>H</m:t>
+          </m:r>
+          <m:sSup>
+            <m:e>
+              <m:r>
+                <m:rPr>
+                  <m:sty m:val="p"/>
+                </m:rPr>
+                <m:t>⇌</m:t>
+              </m:r>
+            </m:e>
+            <m:sup>
+              <m:r>
+                <m:rPr>
+                  <m:sty m:val="p"/>
+                </m:rPr>
+                <m:t>(</m:t>
+              </m:r>
+              <m:r>
+                <m:rPr>
+                  <m:sty m:val="p"/>
+                </m:rPr>
+                <m:t>−</m:t>
+              </m:r>
+              <m:sSup>
+                <m:e>
+                  <m:r>
+                    <m:rPr>
+                      <m:sty m:val="p"/>
+                    </m:rPr>
+                    <m:t>H</m:t>
+                  </m:r>
+                </m:e>
+                <m:sup>
+                  <m:r>
+                    <m:rPr>
+                      <m:sty m:val="p"/>
+                    </m:rPr>
+                    <m:t>+</m:t>
+                  </m:r>
+                </m:sup>
+              </m:sSup>
+              <m:r>
+                <m:rPr>
+                  <m:sty m:val="p"/>
+                </m:rPr>
+                <m:t>)</m:t>
+              </m:r>
+            </m:sup>
+          </m:sSup>
+          <m:r>
+            <m:t> </m:t>
+          </m:r>
+          <m:r>
+            <m:rPr>
+              <m:sty m:val="p"/>
+            </m:rPr>
+            <m:t>(</m:t>
+          </m:r>
+          <m:r>
+            <m:rPr>
+              <m:sty m:val="p"/>
+            </m:rPr>
+            <m:t>p</m:t>
+          </m:r>
+          <m:sSub>
+            <m:e>
+              <m:r>
+                <m:t>K</m:t>
+              </m:r>
+            </m:e>
+            <m:sub>
+              <m:r>
+                <m:rPr>
+                  <m:sty m:val="p"/>
+                </m:rPr>
+                <m:t>a</m:t>
+              </m:r>
+              <m:r>
+                <m:rPr>
+                  <m:sty m:val="p"/>
+                </m:rPr>
+                <m:t>1</m:t>
+              </m:r>
+            </m:sub>
+          </m:sSub>
+          <m:r>
+            <m:rPr>
+              <m:sty m:val="p"/>
+            </m:rPr>
+            <m:t>=</m:t>
+          </m:r>
+          <m:r>
+            <m:t>2.34</m:t>
+          </m:r>
+          <m:r>
+            <m:rPr>
+              <m:sty m:val="p"/>
+            </m:rPr>
+            <m:t>)</m:t>
+          </m:r>
+          <m:sSup>
+            <m:e>
+              <m:r>
+                <m:rPr>
+                  <m:sty m:val="p"/>
+                </m:rPr>
+                <m:t>​</m:t>
+              </m:r>
+            </m:e>
+            <m:sup>
+              <m:r>
+                <m:rPr>
+                  <m:sty m:val="p"/>
+                </m:rPr>
+                <m:t>+</m:t>
+              </m:r>
+            </m:sup>
+          </m:sSup>
+          <m:sSub>
+            <m:e>
+              <m:r>
+                <m:rPr>
+                  <m:sty m:val="p"/>
+                </m:rPr>
+                <m:t>H</m:t>
+              </m:r>
+            </m:e>
+            <m:sub>
+              <m:r>
+                <m:rPr>
+                  <m:sty m:val="p"/>
+                </m:rPr>
+                <m:t>3</m:t>
+              </m:r>
+            </m:sub>
+          </m:sSub>
+          <m:r>
+            <m:rPr>
+              <m:sty m:val="p"/>
+            </m:rPr>
+            <m:t>N</m:t>
+          </m:r>
+          <m:r>
+            <m:rPr>
+              <m:sty m:val="p"/>
+            </m:rPr>
+            <m:t>C</m:t>
+          </m:r>
+          <m:sSub>
+            <m:e>
+              <m:r>
+                <m:rPr>
+                  <m:sty m:val="p"/>
+                </m:rPr>
+                <m:t>H</m:t>
+              </m:r>
+            </m:e>
+            <m:sub>
+              <m:r>
+                <m:rPr>
+                  <m:sty m:val="p"/>
+                </m:rPr>
+                <m:t>2</m:t>
+              </m:r>
+            </m:sub>
+          </m:sSub>
+          <m:r>
+            <m:rPr>
+              <m:sty m:val="p"/>
+            </m:rPr>
+            <m:t>C</m:t>
+          </m:r>
+          <m:r>
+            <m:rPr>
+              <m:sty m:val="p"/>
+            </m:rPr>
+            <m:t>O</m:t>
+          </m:r>
+          <m:sSup>
+            <m:e>
+              <m:r>
+                <m:rPr>
+                  <m:sty m:val="p"/>
+                </m:rPr>
+                <m:t>O</m:t>
+              </m:r>
+            </m:e>
+            <m:sup>
+              <m:r>
+                <m:rPr>
+                  <m:sty m:val="p"/>
+                </m:rPr>
+                <m:t>−</m:t>
+              </m:r>
+            </m:sup>
+          </m:sSup>
+          <m:sSup>
+            <m:e>
+              <m:r>
+                <m:rPr>
+                  <m:sty m:val="p"/>
+                </m:rPr>
+                <m:t>⇌</m:t>
+              </m:r>
+            </m:e>
+            <m:sup>
+              <m:r>
+                <m:rPr>
+                  <m:sty m:val="p"/>
+                </m:rPr>
+                <m:t>(</m:t>
+              </m:r>
+              <m:r>
+                <m:rPr>
+                  <m:sty m:val="p"/>
+                </m:rPr>
+                <m:t>−</m:t>
+              </m:r>
+              <m:sSup>
+                <m:e>
+                  <m:r>
+                    <m:rPr>
+                      <m:sty m:val="p"/>
+                    </m:rPr>
+                    <m:t>H</m:t>
+                  </m:r>
+                </m:e>
+                <m:sup>
+                  <m:r>
+                    <m:rPr>
+                      <m:sty m:val="p"/>
+                    </m:rPr>
+                    <m:t>+</m:t>
+                  </m:r>
+                </m:sup>
+              </m:sSup>
+              <m:r>
+                <m:rPr>
+                  <m:sty m:val="p"/>
+                </m:rPr>
+                <m:t>)</m:t>
+              </m:r>
+            </m:sup>
+          </m:sSup>
+          <m:r>
+            <m:t> </m:t>
+          </m:r>
+          <m:r>
+            <m:rPr>
+              <m:sty m:val="p"/>
+            </m:rPr>
+            <m:t>(</m:t>
+          </m:r>
+          <m:r>
+            <m:rPr>
+              <m:sty m:val="p"/>
+            </m:rPr>
+            <m:t>p</m:t>
+          </m:r>
+          <m:sSub>
+            <m:e>
+              <m:r>
+                <m:t>K</m:t>
+              </m:r>
+            </m:e>
+            <m:sub>
+              <m:r>
+                <m:rPr>
+                  <m:sty m:val="p"/>
+                </m:rPr>
+                <m:t>a</m:t>
+              </m:r>
+              <m:r>
+                <m:rPr>
+                  <m:sty m:val="p"/>
+                </m:rPr>
+                <m:t>2</m:t>
+              </m:r>
+            </m:sub>
+          </m:sSub>
+          <m:r>
+            <m:rPr>
+              <m:sty m:val="p"/>
+            </m:rPr>
+            <m:t>=</m:t>
+          </m:r>
+          <m:r>
+            <m:t>9.60</m:t>
+          </m:r>
+          <m:r>
+            <m:rPr>
+              <m:sty m:val="p"/>
+            </m:rPr>
+            <m:t>)</m:t>
+          </m:r>
+          <m:sSub>
+            <m:e>
+              <m:r>
+                <m:rPr>
+                  <m:sty m:val="p"/>
+                </m:rPr>
+                <m:t>H</m:t>
+              </m:r>
+            </m:e>
+            <m:sub>
+              <m:r>
+                <m:rPr>
+                  <m:sty m:val="p"/>
+                </m:rPr>
+                <m:t>2</m:t>
+              </m:r>
+            </m:sub>
+          </m:sSub>
+          <m:r>
+            <m:rPr>
+              <m:sty m:val="p"/>
+            </m:rPr>
+            <m:t>N</m:t>
+          </m:r>
+          <m:r>
+            <m:rPr>
+              <m:sty m:val="p"/>
+            </m:rPr>
+            <m:t>C</m:t>
+          </m:r>
+          <m:sSub>
+            <m:e>
+              <m:r>
+                <m:rPr>
+                  <m:sty m:val="p"/>
+                </m:rPr>
+                <m:t>H</m:t>
+              </m:r>
+            </m:e>
+            <m:sub>
+              <m:r>
+                <m:rPr>
+                  <m:sty m:val="p"/>
+                </m:rPr>
+                <m:t>2</m:t>
+              </m:r>
+            </m:sub>
+          </m:sSub>
+          <m:r>
+            <m:rPr>
+              <m:sty m:val="p"/>
+            </m:rPr>
+            <m:t>C</m:t>
+          </m:r>
+          <m:r>
+            <m:rPr>
+              <m:sty m:val="p"/>
+            </m:rPr>
+            <m:t>O</m:t>
+          </m:r>
+          <m:sSup>
+            <m:e>
+              <m:r>
+                <m:rPr>
+                  <m:sty m:val="p"/>
+                </m:rPr>
+                <m:t>O</m:t>
+              </m:r>
+            </m:e>
+            <m:sup>
+              <m:r>
+                <m:rPr>
+                  <m:sty m:val="p"/>
+                </m:rPr>
+                <m:t>−</m:t>
+              </m:r>
+            </m:sup>
+          </m:sSup>
+        </m:oMath>
+      </m:oMathPara>
     </w:p>
     <w:p>
       <w:pPr>

--- a/00-首页/题组Word/习题书/第三篇-有机化学/12-高分子化学-教师版.docx
+++ b/00-首页/题组Word/习题书/第三篇-有机化学/12-高分子化学-教师版.docx
@@ -2041,7 +2041,7 @@
         </w:rPr>
         <w:drawing>
           <wp:inline>
-            <wp:extent cx="2298700" cy="2692400"/>
+            <wp:extent cx="2298700" cy="2688310"/>
             <wp:effectExtent b="0" l="0" r="0" t="0"/>
             <wp:docPr descr="" title="" id="18" name="Picture"/>
             <a:graphic>
@@ -2062,7 +2062,7 @@
                   <pic:spPr bwMode="auto">
                     <a:xfrm>
                       <a:off x="0" y="0"/>
-                      <a:ext cx="2298700" cy="2692400"/>
+                      <a:ext cx="2298700" cy="2688310"/>
                     </a:xfrm>
                     <a:prstGeom prst="rect">
                       <a:avLst/>
@@ -3357,6 +3357,8 @@
           <w:ilvl w:val="0"/>
           <w:numId w:val="1003"/>
         </w:numPr>
+        <w:ind w:left="480" w:hanging="480"/>
+        <w:spacing w:after="0"/>
       </w:pPr>
       <w:r>
         <w:rPr>
@@ -3411,72 +3413,6 @@
           <w:rFonts w:ascii="Times New Roman" w:hAnsi="Times New Roman" w:eastAsia="Times New Roman" w:cs="Times New Roman"/>
         </w:rPr>
         <w:t xml:space="preserve"> </w:t>
-      </w:r>
-      <w:r>
-        <w:rPr>
-          <w:rFonts w:ascii="Times New Roman" w:hAnsi="Times New Roman" w:eastAsia="Times New Roman" w:cs="Times New Roman"/>
-        </w:rPr>
-        <w:t xml:space="preserve">A. </w:t>
-      </w:r>
-      <w:r>
-        <w:rPr>
-          <w:rFonts w:hint="eastAsia" w:ascii="Times New Roman" w:hAnsi="Times New Roman" w:eastAsia="FangSong" w:cs="Times New Roman"/>
-        </w:rPr>
-        <w:t xml:space="preserve">变好</w:t>
-      </w:r>
-      <w:r>
-        <w:rPr>
-          <w:rFonts w:ascii="Times New Roman" w:hAnsi="Times New Roman" w:eastAsia="Times New Roman" w:cs="Times New Roman"/>
-        </w:rPr>
-        <w:t xml:space="preserve"> </w:t>
-      </w:r>
-      <w:r>
-        <w:rPr>
-          <w:rFonts w:ascii="Times New Roman" w:hAnsi="Times New Roman" w:eastAsia="Times New Roman" w:cs="Times New Roman"/>
-        </w:rPr>
-        <w:t xml:space="preserve">B. </w:t>
-      </w:r>
-      <w:r>
-        <w:rPr>
-          <w:rFonts w:hint="eastAsia" w:ascii="Times New Roman" w:hAnsi="Times New Roman" w:eastAsia="FangSong" w:cs="Times New Roman"/>
-        </w:rPr>
-        <w:t xml:space="preserve">变差</w:t>
-      </w:r>
-      <w:r>
-        <w:rPr>
-          <w:rFonts w:ascii="Times New Roman" w:hAnsi="Times New Roman" w:eastAsia="Times New Roman" w:cs="Times New Roman"/>
-        </w:rPr>
-        <w:t xml:space="preserve"> </w:t>
-      </w:r>
-      <w:r>
-        <w:rPr>
-          <w:rFonts w:ascii="Times New Roman" w:hAnsi="Times New Roman" w:eastAsia="Times New Roman" w:cs="Times New Roman"/>
-        </w:rPr>
-        <w:t xml:space="preserve">C. </w:t>
-      </w:r>
-      <w:r>
-        <w:rPr>
-          <w:rFonts w:hint="eastAsia" w:ascii="Times New Roman" w:hAnsi="Times New Roman" w:eastAsia="FangSong" w:cs="Times New Roman"/>
-        </w:rPr>
-        <w:t xml:space="preserve">基本不变</w:t>
-      </w:r>
-      <w:r>
-        <w:rPr>
-          <w:rFonts w:ascii="Times New Roman" w:hAnsi="Times New Roman" w:eastAsia="Times New Roman" w:cs="Times New Roman"/>
-        </w:rPr>
-        <w:t xml:space="preserve"> </w:t>
-      </w:r>
-      <w:r>
-        <w:rPr>
-          <w:rFonts w:ascii="Times New Roman" w:hAnsi="Times New Roman" w:eastAsia="Times New Roman" w:cs="Times New Roman"/>
-        </w:rPr>
-        <w:t xml:space="preserve">D. </w:t>
-      </w:r>
-      <w:r>
-        <w:rPr>
-          <w:rFonts w:hint="eastAsia" w:ascii="Times New Roman" w:hAnsi="Times New Roman" w:eastAsia="FangSong" w:cs="Times New Roman"/>
-        </w:rPr>
-        <w:t xml:space="preserve">是玄学</w:t>
       </w:r>
     </w:p>
     <w:p>
@@ -3485,96 +3421,26 @@
           <w:ilvl w:val="0"/>
           <w:numId w:val="1003"/>
         </w:numPr>
-      </w:pPr>
-      <w:r>
-        <w:rPr>
-          <w:rFonts w:hint="eastAsia" w:ascii="Times New Roman" w:hAnsi="Times New Roman" w:eastAsia="FangSong" w:cs="Times New Roman"/>
-        </w:rPr>
-        <w:t>以下哪种塑料燃烧会释放剧毒的二噁英</w:t>
-      </w:r>
-      <w:r>
-        <w:rPr>
-          <w:rFonts w:hint="eastAsia" w:ascii="Times New Roman" w:hAnsi="Times New Roman" w:eastAsia="Times New Roman" w:cs="Times New Roman"/>
-        </w:rPr>
-        <w:t>？（）</w:t>
+        <w:ind w:left="480" w:hanging="480"/>
+        <w:spacing w:before="0" w:after="0"/>
+      </w:pPr>
+      <w:r>
+        <w:rPr>
+          <w:rFonts w:ascii="Times New Roman" w:hAnsi="Times New Roman" w:eastAsia="Times New Roman" w:cs="Times New Roman"/>
+        </w:rPr>
+        <w:t xml:space="preserve">A. </w:t>
+      </w:r>
+      <w:r>
+        <w:rPr>
+          <w:rFonts w:hint="eastAsia" w:ascii="Times New Roman" w:hAnsi="Times New Roman" w:eastAsia="FangSong" w:cs="Times New Roman"/>
+        </w:rPr>
+        <w:t xml:space="preserve">变好</w:t>
       </w:r>
       <w:r>
         <w:rPr>
           <w:rFonts w:ascii="Times New Roman" w:hAnsi="Times New Roman" w:eastAsia="Times New Roman" w:cs="Times New Roman"/>
         </w:rPr>
         <w:t xml:space="preserve"> </w:t>
-      </w:r>
-      <w:r>
-        <w:rPr>
-          <w:rFonts w:ascii="Times New Roman" w:hAnsi="Times New Roman" w:eastAsia="Times New Roman" w:cs="Times New Roman"/>
-        </w:rPr>
-        <w:t xml:space="preserve">A. </w:t>
-      </w:r>
-      <w:r>
-        <w:rPr>
-          <w:rFonts w:hint="eastAsia" w:ascii="Times New Roman" w:hAnsi="Times New Roman" w:eastAsia="FangSong" w:cs="Times New Roman"/>
-        </w:rPr>
-        <w:t xml:space="preserve">聚丙烯</w:t>
-      </w:r>
-      <w:r>
-        <w:rPr>
-          <w:rFonts w:ascii="Times New Roman" w:hAnsi="Times New Roman" w:eastAsia="Times New Roman" w:cs="Times New Roman"/>
-        </w:rPr>
-        <w:t xml:space="preserve"> </w:t>
-      </w:r>
-      <w:r>
-        <w:rPr>
-          <w:rFonts w:ascii="Times New Roman" w:hAnsi="Times New Roman" w:eastAsia="Times New Roman" w:cs="Times New Roman"/>
-        </w:rPr>
-        <w:t xml:space="preserve">B. </w:t>
-      </w:r>
-      <w:r>
-        <w:rPr>
-          <w:rFonts w:hint="eastAsia" w:ascii="Times New Roman" w:hAnsi="Times New Roman" w:eastAsia="FangSong" w:cs="Times New Roman"/>
-        </w:rPr>
-        <w:t xml:space="preserve">聚氯乙烯</w:t>
-      </w:r>
-      <w:r>
-        <w:rPr>
-          <w:rFonts w:ascii="Times New Roman" w:hAnsi="Times New Roman" w:eastAsia="Times New Roman" w:cs="Times New Roman"/>
-        </w:rPr>
-        <w:t xml:space="preserve"> </w:t>
-      </w:r>
-      <w:r>
-        <w:rPr>
-          <w:rFonts w:ascii="Times New Roman" w:hAnsi="Times New Roman" w:eastAsia="Times New Roman" w:cs="Times New Roman"/>
-        </w:rPr>
-        <w:t xml:space="preserve">C. </w:t>
-      </w:r>
-      <w:r>
-        <w:rPr>
-          <w:rFonts w:hint="eastAsia" w:ascii="Times New Roman" w:hAnsi="Times New Roman" w:eastAsia="FangSong" w:cs="Times New Roman"/>
-        </w:rPr>
-        <w:t xml:space="preserve">双酚</w:t>
-      </w:r>
-      <w:r>
-        <w:rPr>
-          <w:rFonts w:ascii="Times New Roman" w:hAnsi="Times New Roman" w:eastAsia="Times New Roman" w:cs="Times New Roman"/>
-        </w:rPr>
-        <w:t xml:space="preserve"> A</w:t>
-      </w:r>
-      <w:r>
-        <w:rPr>
-          <w:rFonts w:ascii="Times New Roman" w:hAnsi="Times New Roman" w:eastAsia="Times New Roman" w:cs="Times New Roman"/>
-        </w:rPr>
-        <w:t xml:space="preserve"> </w:t>
-      </w:r>
-      <w:r>
-        <w:rPr>
-          <w:rFonts w:ascii="Times New Roman" w:hAnsi="Times New Roman" w:eastAsia="Times New Roman" w:cs="Times New Roman"/>
-        </w:rPr>
-        <w:t xml:space="preserve">D. </w:t>
-      </w:r>
-      <w:r>
-        <w:rPr>
-          <w:rFonts w:hint="eastAsia" w:ascii="Times New Roman" w:hAnsi="Times New Roman" w:eastAsia="FangSong" w:cs="Times New Roman"/>
-        </w:rPr>
-        <w:t xml:space="preserve">聚酯纤维</w:t>
       </w:r>
     </w:p>
     <w:p>
@@ -3583,6 +3449,226 @@
           <w:ilvl w:val="0"/>
           <w:numId w:val="1003"/>
         </w:numPr>
+        <w:ind w:left="480" w:hanging="480"/>
+        <w:spacing w:before="0" w:after="0"/>
+      </w:pPr>
+      <w:r>
+        <w:rPr>
+          <w:rFonts w:ascii="Times New Roman" w:hAnsi="Times New Roman" w:eastAsia="Times New Roman" w:cs="Times New Roman"/>
+        </w:rPr>
+        <w:t xml:space="preserve">B. </w:t>
+      </w:r>
+      <w:r>
+        <w:rPr>
+          <w:rFonts w:hint="eastAsia" w:ascii="Times New Roman" w:hAnsi="Times New Roman" w:eastAsia="FangSong" w:cs="Times New Roman"/>
+        </w:rPr>
+        <w:t xml:space="preserve">变差</w:t>
+      </w:r>
+      <w:r>
+        <w:rPr>
+          <w:rFonts w:ascii="Times New Roman" w:hAnsi="Times New Roman" w:eastAsia="Times New Roman" w:cs="Times New Roman"/>
+        </w:rPr>
+        <w:t xml:space="preserve"> </w:t>
+      </w:r>
+    </w:p>
+    <w:p>
+      <w:pPr>
+        <w:numPr>
+          <w:ilvl w:val="0"/>
+          <w:numId w:val="1003"/>
+        </w:numPr>
+        <w:ind w:left="480" w:hanging="480"/>
+        <w:spacing w:before="0" w:after="0"/>
+      </w:pPr>
+      <w:r>
+        <w:rPr>
+          <w:rFonts w:ascii="Times New Roman" w:hAnsi="Times New Roman" w:eastAsia="Times New Roman" w:cs="Times New Roman"/>
+        </w:rPr>
+        <w:t xml:space="preserve">C. </w:t>
+      </w:r>
+      <w:r>
+        <w:rPr>
+          <w:rFonts w:hint="eastAsia" w:ascii="Times New Roman" w:hAnsi="Times New Roman" w:eastAsia="FangSong" w:cs="Times New Roman"/>
+        </w:rPr>
+        <w:t xml:space="preserve">基本不变</w:t>
+      </w:r>
+      <w:r>
+        <w:rPr>
+          <w:rFonts w:ascii="Times New Roman" w:hAnsi="Times New Roman" w:eastAsia="Times New Roman" w:cs="Times New Roman"/>
+        </w:rPr>
+        <w:t xml:space="preserve"> </w:t>
+      </w:r>
+    </w:p>
+    <w:p>
+      <w:pPr>
+        <w:numPr>
+          <w:ilvl w:val="0"/>
+          <w:numId w:val="1003"/>
+        </w:numPr>
+        <w:ind w:left="480" w:hanging="480"/>
+        <w:spacing w:before="0" w:after="180"/>
+      </w:pPr>
+      <w:r>
+        <w:rPr>
+          <w:rFonts w:ascii="Times New Roman" w:hAnsi="Times New Roman" w:eastAsia="Times New Roman" w:cs="Times New Roman"/>
+        </w:rPr>
+        <w:t xml:space="preserve">D. </w:t>
+      </w:r>
+      <w:r>
+        <w:rPr>
+          <w:rFonts w:hint="eastAsia" w:ascii="Times New Roman" w:hAnsi="Times New Roman" w:eastAsia="FangSong" w:cs="Times New Roman"/>
+        </w:rPr>
+        <w:t xml:space="preserve">是玄学</w:t>
+      </w:r>
+    </w:p>
+    <w:p>
+      <w:pPr>
+        <w:numPr>
+          <w:ilvl w:val="0"/>
+          <w:numId w:val="1003"/>
+        </w:numPr>
+        <w:ind w:left="480" w:hanging="480"/>
+        <w:spacing w:after="0"/>
+      </w:pPr>
+      <w:r>
+        <w:rPr>
+          <w:rFonts w:hint="eastAsia" w:ascii="Times New Roman" w:hAnsi="Times New Roman" w:eastAsia="FangSong" w:cs="Times New Roman"/>
+        </w:rPr>
+        <w:t>以下哪种塑料燃烧会释放剧毒的二噁英</w:t>
+      </w:r>
+      <w:r>
+        <w:rPr>
+          <w:rFonts w:hint="eastAsia" w:ascii="Times New Roman" w:hAnsi="Times New Roman" w:eastAsia="Times New Roman" w:cs="Times New Roman"/>
+        </w:rPr>
+        <w:t>？（）</w:t>
+      </w:r>
+      <w:r>
+        <w:rPr>
+          <w:rFonts w:ascii="Times New Roman" w:hAnsi="Times New Roman" w:eastAsia="Times New Roman" w:cs="Times New Roman"/>
+        </w:rPr>
+        <w:t xml:space="preserve"> </w:t>
+      </w:r>
+    </w:p>
+    <w:p>
+      <w:pPr>
+        <w:numPr>
+          <w:ilvl w:val="0"/>
+          <w:numId w:val="1003"/>
+        </w:numPr>
+        <w:ind w:left="480" w:hanging="480"/>
+        <w:spacing w:before="0" w:after="0"/>
+      </w:pPr>
+      <w:r>
+        <w:rPr>
+          <w:rFonts w:ascii="Times New Roman" w:hAnsi="Times New Roman" w:eastAsia="Times New Roman" w:cs="Times New Roman"/>
+        </w:rPr>
+        <w:t xml:space="preserve">A. </w:t>
+      </w:r>
+      <w:r>
+        <w:rPr>
+          <w:rFonts w:hint="eastAsia" w:ascii="Times New Roman" w:hAnsi="Times New Roman" w:eastAsia="FangSong" w:cs="Times New Roman"/>
+        </w:rPr>
+        <w:t xml:space="preserve">聚丙烯</w:t>
+      </w:r>
+      <w:r>
+        <w:rPr>
+          <w:rFonts w:ascii="Times New Roman" w:hAnsi="Times New Roman" w:eastAsia="Times New Roman" w:cs="Times New Roman"/>
+        </w:rPr>
+        <w:t xml:space="preserve"> </w:t>
+      </w:r>
+    </w:p>
+    <w:p>
+      <w:pPr>
+        <w:numPr>
+          <w:ilvl w:val="0"/>
+          <w:numId w:val="1003"/>
+        </w:numPr>
+        <w:ind w:left="480" w:hanging="480"/>
+        <w:spacing w:before="0" w:after="0"/>
+      </w:pPr>
+      <w:r>
+        <w:rPr>
+          <w:rFonts w:ascii="Times New Roman" w:hAnsi="Times New Roman" w:eastAsia="Times New Roman" w:cs="Times New Roman"/>
+        </w:rPr>
+        <w:t xml:space="preserve">B. </w:t>
+      </w:r>
+      <w:r>
+        <w:rPr>
+          <w:rFonts w:hint="eastAsia" w:ascii="Times New Roman" w:hAnsi="Times New Roman" w:eastAsia="FangSong" w:cs="Times New Roman"/>
+        </w:rPr>
+        <w:t xml:space="preserve">聚氯乙烯</w:t>
+      </w:r>
+      <w:r>
+        <w:rPr>
+          <w:rFonts w:ascii="Times New Roman" w:hAnsi="Times New Roman" w:eastAsia="Times New Roman" w:cs="Times New Roman"/>
+        </w:rPr>
+        <w:t xml:space="preserve"> </w:t>
+      </w:r>
+    </w:p>
+    <w:p>
+      <w:pPr>
+        <w:numPr>
+          <w:ilvl w:val="0"/>
+          <w:numId w:val="1003"/>
+        </w:numPr>
+        <w:ind w:left="480" w:hanging="480"/>
+        <w:spacing w:before="0" w:after="0"/>
+      </w:pPr>
+      <w:r>
+        <w:rPr>
+          <w:rFonts w:ascii="Times New Roman" w:hAnsi="Times New Roman" w:eastAsia="Times New Roman" w:cs="Times New Roman"/>
+        </w:rPr>
+        <w:t xml:space="preserve">C. </w:t>
+      </w:r>
+      <w:r>
+        <w:rPr>
+          <w:rFonts w:hint="eastAsia" w:ascii="Times New Roman" w:hAnsi="Times New Roman" w:eastAsia="FangSong" w:cs="Times New Roman"/>
+        </w:rPr>
+        <w:t xml:space="preserve">双酚</w:t>
+      </w:r>
+      <w:r>
+        <w:rPr>
+          <w:rFonts w:ascii="Times New Roman" w:hAnsi="Times New Roman" w:eastAsia="Times New Roman" w:cs="Times New Roman"/>
+        </w:rPr>
+        <w:t xml:space="preserve"> A</w:t>
+      </w:r>
+      <w:r>
+        <w:rPr>
+          <w:rFonts w:ascii="Times New Roman" w:hAnsi="Times New Roman" w:eastAsia="Times New Roman" w:cs="Times New Roman"/>
+        </w:rPr>
+        <w:t xml:space="preserve"> </w:t>
+      </w:r>
+    </w:p>
+    <w:p>
+      <w:pPr>
+        <w:numPr>
+          <w:ilvl w:val="0"/>
+          <w:numId w:val="1003"/>
+        </w:numPr>
+        <w:ind w:left="480" w:hanging="480"/>
+        <w:spacing w:before="0" w:after="180"/>
+      </w:pPr>
+      <w:r>
+        <w:rPr>
+          <w:rFonts w:ascii="Times New Roman" w:hAnsi="Times New Roman" w:eastAsia="Times New Roman" w:cs="Times New Roman"/>
+        </w:rPr>
+        <w:t xml:space="preserve">D. </w:t>
+      </w:r>
+      <w:r>
+        <w:rPr>
+          <w:rFonts w:hint="eastAsia" w:ascii="Times New Roman" w:hAnsi="Times New Roman" w:eastAsia="FangSong" w:cs="Times New Roman"/>
+        </w:rPr>
+        <w:t xml:space="preserve">聚酯纤维</w:t>
+      </w:r>
+    </w:p>
+    <w:p>
+      <w:pPr>
+        <w:numPr>
+          <w:ilvl w:val="0"/>
+          <w:numId w:val="1003"/>
+        </w:numPr>
+        <w:ind w:left="480" w:hanging="480"/>
+        <w:spacing w:after="0"/>
       </w:pPr>
       <w:r>
         <w:rPr>
@@ -3632,6 +3718,16 @@
         </w:rPr>
         <w:t xml:space="preserve"> </w:t>
       </w:r>
+    </w:p>
+    <w:p>
+      <w:pPr>
+        <w:numPr>
+          <w:ilvl w:val="0"/>
+          <w:numId w:val="1003"/>
+        </w:numPr>
+        <w:ind w:left="480" w:hanging="480"/>
+        <w:spacing w:before="0" w:after="0"/>
+      </w:pPr>
       <w:r>
         <w:rPr>
           <w:rFonts w:ascii="Times New Roman" w:hAnsi="Times New Roman" w:eastAsia="Times New Roman" w:cs="Times New Roman"/>
@@ -3644,6 +3740,16 @@
         </w:rPr>
         <w:t xml:space="preserve"> </w:t>
       </w:r>
+    </w:p>
+    <w:p>
+      <w:pPr>
+        <w:numPr>
+          <w:ilvl w:val="0"/>
+          <w:numId w:val="1003"/>
+        </w:numPr>
+        <w:ind w:left="480" w:hanging="480"/>
+        <w:spacing w:before="0" w:after="0"/>
+      </w:pPr>
       <w:r>
         <w:rPr>
           <w:rFonts w:ascii="Times New Roman" w:hAnsi="Times New Roman" w:eastAsia="Times New Roman" w:cs="Times New Roman"/>
@@ -3656,6 +3762,16 @@
         </w:rPr>
         <w:t xml:space="preserve"> </w:t>
       </w:r>
+    </w:p>
+    <w:p>
+      <w:pPr>
+        <w:numPr>
+          <w:ilvl w:val="0"/>
+          <w:numId w:val="1003"/>
+        </w:numPr>
+        <w:ind w:left="480" w:hanging="480"/>
+        <w:spacing w:before="0" w:after="0"/>
+      </w:pPr>
       <w:r>
         <w:rPr>
           <w:rFonts w:ascii="Times New Roman" w:hAnsi="Times New Roman" w:eastAsia="Times New Roman" w:cs="Times New Roman"/>
@@ -3697,12 +3813,6 @@
         </w:rPr>
         <w:t xml:space="preserve"> </w:t>
       </w:r>
-      <w:r>
-        <w:rPr>
-          <w:rFonts w:ascii="Times New Roman" w:hAnsi="Times New Roman" w:eastAsia="Times New Roman" w:cs="Times New Roman"/>
-        </w:rPr>
-        <w:t xml:space="preserve">D. K</w:t>
-      </w:r>
     </w:p>
     <w:p>
       <w:pPr>
@@ -3710,6 +3820,24 @@
           <w:ilvl w:val="0"/>
           <w:numId w:val="1003"/>
         </w:numPr>
+        <w:ind w:left="480" w:hanging="480"/>
+        <w:spacing w:before="0" w:after="180"/>
+      </w:pPr>
+      <w:r>
+        <w:rPr>
+          <w:rFonts w:ascii="Times New Roman" w:hAnsi="Times New Roman" w:eastAsia="Times New Roman" w:cs="Times New Roman"/>
+        </w:rPr>
+        <w:t xml:space="preserve">D. K</w:t>
+      </w:r>
+    </w:p>
+    <w:p>
+      <w:pPr>
+        <w:numPr>
+          <w:ilvl w:val="0"/>
+          <w:numId w:val="1003"/>
+        </w:numPr>
+        <w:ind w:left="480" w:hanging="480"/>
+        <w:spacing w:after="0"/>
       </w:pPr>
       <w:r>
         <w:rPr>
@@ -3770,6 +3898,16 @@
         </w:rPr>
         <w:t xml:space="preserve"> </w:t>
       </w:r>
+    </w:p>
+    <w:p>
+      <w:pPr>
+        <w:numPr>
+          <w:ilvl w:val="0"/>
+          <w:numId w:val="1003"/>
+        </w:numPr>
+        <w:ind w:left="480" w:hanging="480"/>
+        <w:spacing w:before="0" w:after="0"/>
+      </w:pPr>
       <w:r>
         <w:rPr>
           <w:rFonts w:ascii="Times New Roman" w:hAnsi="Times New Roman" w:eastAsia="Times New Roman" w:cs="Times New Roman"/>
@@ -3806,6 +3944,16 @@
         </w:rPr>
         <w:t xml:space="preserve"> </w:t>
       </w:r>
+    </w:p>
+    <w:p>
+      <w:pPr>
+        <w:numPr>
+          <w:ilvl w:val="0"/>
+          <w:numId w:val="1003"/>
+        </w:numPr>
+        <w:ind w:left="480" w:hanging="480"/>
+        <w:spacing w:before="0" w:after="0"/>
+      </w:pPr>
       <w:r>
         <w:rPr>
           <w:rFonts w:ascii="Times New Roman" w:hAnsi="Times New Roman" w:eastAsia="Times New Roman" w:cs="Times New Roman"/>
@@ -3844,36 +3992,6 @@
         </w:rPr>
         <w:t xml:space="preserve"> </w:t>
       </w:r>
-      <w:r>
-        <w:rPr>
-          <w:rFonts w:ascii="Times New Roman" w:hAnsi="Times New Roman" w:eastAsia="Times New Roman" w:cs="Times New Roman"/>
-        </w:rPr>
-        <w:t xml:space="preserve">C. </w:t>
-      </w:r>
-      <w:r>
-        <w:rPr>
-          <w:rFonts w:hint="eastAsia" w:ascii="Times New Roman" w:hAnsi="Times New Roman" w:eastAsia="FangSong" w:cs="Times New Roman"/>
-        </w:rPr>
-        <w:t xml:space="preserve">属于阴离子聚合</w:t>
-      </w:r>
-      <w:r>
-        <w:rPr>
-          <w:rFonts w:ascii="Times New Roman" w:hAnsi="Times New Roman" w:eastAsia="Times New Roman" w:cs="Times New Roman"/>
-        </w:rPr>
-        <w:t xml:space="preserve"> </w:t>
-      </w:r>
-      <w:r>
-        <w:rPr>
-          <w:rFonts w:ascii="Times New Roman" w:hAnsi="Times New Roman" w:eastAsia="Times New Roman" w:cs="Times New Roman"/>
-        </w:rPr>
-        <w:t xml:space="preserve">D. </w:t>
-      </w:r>
-      <w:r>
-        <w:rPr>
-          <w:rFonts w:hint="eastAsia" w:ascii="Times New Roman" w:hAnsi="Times New Roman" w:eastAsia="FangSong" w:cs="Times New Roman"/>
-        </w:rPr>
-        <w:t xml:space="preserve">聚合是放热反应</w:t>
-      </w:r>
     </w:p>
     <w:p>
       <w:pPr>
@@ -3881,120 +3999,26 @@
           <w:ilvl w:val="0"/>
           <w:numId w:val="1003"/>
         </w:numPr>
-      </w:pPr>
-      <w:r>
-        <w:rPr>
-          <w:rFonts w:hint="eastAsia" w:ascii="Times New Roman" w:hAnsi="Times New Roman" w:eastAsia="FangSong" w:cs="Times New Roman"/>
-        </w:rPr>
-        <w:t xml:space="preserve">己内酰胺用</w:t>
-      </w:r>
-      <w:r>
-        <w:rPr>
-          <w:rFonts w:ascii="Times New Roman" w:hAnsi="Times New Roman" w:eastAsia="Times New Roman" w:cs="Times New Roman"/>
-        </w:rPr>
-        <w:t xml:space="preserve"> NaOH </w:t>
-      </w:r>
-      <w:r>
-        <w:rPr>
-          <w:rFonts w:hint="eastAsia" w:ascii="Times New Roman" w:hAnsi="Times New Roman" w:eastAsia="FangSong" w:cs="Times New Roman"/>
-        </w:rPr>
-        <w:t>引发聚合合成尼龙</w:t>
-      </w:r>
-      <w:r>
-        <w:rPr>
-          <w:rFonts w:hint="eastAsia" w:ascii="Times New Roman" w:hAnsi="Times New Roman" w:eastAsia="Times New Roman" w:cs="Times New Roman"/>
-        </w:rPr>
-        <w:t>66，</w:t>
-      </w:r>
-      <w:r>
-        <w:rPr>
-          <w:rFonts w:hint="eastAsia" w:ascii="Times New Roman" w:hAnsi="Times New Roman" w:eastAsia="FangSong" w:cs="Times New Roman"/>
-        </w:rPr>
-        <w:t>聚合机理属于</w:t>
-      </w:r>
-      <w:r>
-        <w:rPr>
-          <w:rFonts w:hint="eastAsia" w:ascii="Times New Roman" w:hAnsi="Times New Roman" w:eastAsia="Times New Roman" w:cs="Times New Roman"/>
-        </w:rPr>
-        <w:t>(</w:t>
-      </w:r>
-      <w:r>
-        <w:rPr>
-          <w:rFonts w:ascii="Times New Roman" w:hAnsi="Times New Roman" w:eastAsia="Times New Roman" w:cs="Times New Roman"/>
-        </w:rPr>
-        <w:t xml:space="preserve"> )。</w:t>
+        <w:ind w:left="480" w:hanging="480"/>
+        <w:spacing w:before="0" w:after="0"/>
+      </w:pPr>
+      <w:r>
+        <w:rPr>
+          <w:rFonts w:ascii="Times New Roman" w:hAnsi="Times New Roman" w:eastAsia="Times New Roman" w:cs="Times New Roman"/>
+        </w:rPr>
+        <w:t xml:space="preserve">C. </w:t>
+      </w:r>
+      <w:r>
+        <w:rPr>
+          <w:rFonts w:hint="eastAsia" w:ascii="Times New Roman" w:hAnsi="Times New Roman" w:eastAsia="FangSong" w:cs="Times New Roman"/>
+        </w:rPr>
+        <w:t xml:space="preserve">属于阴离子聚合</w:t>
       </w:r>
       <w:r>
         <w:rPr>
           <w:rFonts w:ascii="Times New Roman" w:hAnsi="Times New Roman" w:eastAsia="Times New Roman" w:cs="Times New Roman"/>
         </w:rPr>
         <w:t xml:space="preserve"> </w:t>
-      </w:r>
-      <w:r>
-        <w:rPr>
-          <w:rFonts w:ascii="Times New Roman" w:hAnsi="Times New Roman" w:eastAsia="Times New Roman" w:cs="Times New Roman"/>
-        </w:rPr>
-        <w:t xml:space="preserve">A. </w:t>
-      </w:r>
-      <w:r>
-        <w:rPr>
-          <w:rFonts w:hint="eastAsia" w:ascii="Times New Roman" w:hAnsi="Times New Roman" w:eastAsia="FangSong" w:cs="Times New Roman"/>
-        </w:rPr>
-        <w:t xml:space="preserve">缩合聚合</w:t>
-      </w:r>
-      <w:r>
-        <w:rPr>
-          <w:rFonts w:ascii="Times New Roman" w:hAnsi="Times New Roman" w:eastAsia="Times New Roman" w:cs="Times New Roman"/>
-        </w:rPr>
-        <w:t xml:space="preserve"> </w:t>
-      </w:r>
-      <w:r>
-        <w:rPr>
-          <w:rFonts w:ascii="Times New Roman" w:hAnsi="Times New Roman" w:eastAsia="Times New Roman" w:cs="Times New Roman"/>
-        </w:rPr>
-        <w:t xml:space="preserve">B. </w:t>
-      </w:r>
-      <w:r>
-        <w:rPr>
-          <w:rFonts w:hint="eastAsia" w:ascii="Times New Roman" w:hAnsi="Times New Roman" w:eastAsia="FangSong" w:cs="Times New Roman"/>
-        </w:rPr>
-        <w:t xml:space="preserve">开环聚合</w:t>
-      </w:r>
-      <w:r>
-        <w:rPr>
-          <w:rFonts w:ascii="Times New Roman" w:hAnsi="Times New Roman" w:eastAsia="Times New Roman" w:cs="Times New Roman"/>
-        </w:rPr>
-        <w:t xml:space="preserve"> </w:t>
-      </w:r>
-      <w:r>
-        <w:rPr>
-          <w:rFonts w:ascii="Times New Roman" w:hAnsi="Times New Roman" w:eastAsia="Times New Roman" w:cs="Times New Roman"/>
-        </w:rPr>
-        <w:t xml:space="preserve">C. </w:t>
-      </w:r>
-      <w:r>
-        <w:rPr>
-          <w:rFonts w:hint="eastAsia" w:ascii="Times New Roman" w:hAnsi="Times New Roman" w:eastAsia="FangSong" w:cs="Times New Roman"/>
-        </w:rPr>
-        <w:t xml:space="preserve">阴离子聚合</w:t>
-      </w:r>
-      <w:r>
-        <w:rPr>
-          <w:rFonts w:ascii="Times New Roman" w:hAnsi="Times New Roman" w:eastAsia="Times New Roman" w:cs="Times New Roman"/>
-        </w:rPr>
-        <w:t xml:space="preserve"> </w:t>
-      </w:r>
-      <w:r>
-        <w:rPr>
-          <w:rFonts w:ascii="Times New Roman" w:hAnsi="Times New Roman" w:eastAsia="Times New Roman" w:cs="Times New Roman"/>
-        </w:rPr>
-        <w:t xml:space="preserve">D. </w:t>
-      </w:r>
-      <w:r>
-        <w:rPr>
-          <w:rFonts w:hint="eastAsia" w:ascii="Times New Roman" w:hAnsi="Times New Roman" w:eastAsia="FangSong" w:cs="Times New Roman"/>
-        </w:rPr>
-        <w:t xml:space="preserve">阳离子聚合</w:t>
       </w:r>
     </w:p>
     <w:p>
@@ -4003,6 +4027,194 @@
           <w:ilvl w:val="0"/>
           <w:numId w:val="1003"/>
         </w:numPr>
+        <w:ind w:left="480" w:hanging="480"/>
+        <w:spacing w:before="0" w:after="180"/>
+      </w:pPr>
+      <w:r>
+        <w:rPr>
+          <w:rFonts w:ascii="Times New Roman" w:hAnsi="Times New Roman" w:eastAsia="Times New Roman" w:cs="Times New Roman"/>
+        </w:rPr>
+        <w:t xml:space="preserve">D. </w:t>
+      </w:r>
+      <w:r>
+        <w:rPr>
+          <w:rFonts w:hint="eastAsia" w:ascii="Times New Roman" w:hAnsi="Times New Roman" w:eastAsia="FangSong" w:cs="Times New Roman"/>
+        </w:rPr>
+        <w:t xml:space="preserve">聚合是放热反应</w:t>
+      </w:r>
+    </w:p>
+    <w:p>
+      <w:pPr>
+        <w:numPr>
+          <w:ilvl w:val="0"/>
+          <w:numId w:val="1003"/>
+        </w:numPr>
+        <w:ind w:left="480" w:hanging="480"/>
+        <w:spacing w:after="0"/>
+      </w:pPr>
+      <w:r>
+        <w:rPr>
+          <w:rFonts w:hint="eastAsia" w:ascii="Times New Roman" w:hAnsi="Times New Roman" w:eastAsia="FangSong" w:cs="Times New Roman"/>
+        </w:rPr>
+        <w:t xml:space="preserve">己内酰胺用</w:t>
+      </w:r>
+      <w:r>
+        <w:rPr>
+          <w:rFonts w:ascii="Times New Roman" w:hAnsi="Times New Roman" w:eastAsia="Times New Roman" w:cs="Times New Roman"/>
+        </w:rPr>
+        <w:t xml:space="preserve"> NaOH </w:t>
+      </w:r>
+      <w:r>
+        <w:rPr>
+          <w:rFonts w:hint="eastAsia" w:ascii="Times New Roman" w:hAnsi="Times New Roman" w:eastAsia="FangSong" w:cs="Times New Roman"/>
+        </w:rPr>
+        <w:t>引发聚合合成尼龙</w:t>
+      </w:r>
+      <w:r>
+        <w:rPr>
+          <w:rFonts w:hint="eastAsia" w:ascii="Times New Roman" w:hAnsi="Times New Roman" w:eastAsia="Times New Roman" w:cs="Times New Roman"/>
+        </w:rPr>
+        <w:t>66，</w:t>
+      </w:r>
+      <w:r>
+        <w:rPr>
+          <w:rFonts w:hint="eastAsia" w:ascii="Times New Roman" w:hAnsi="Times New Roman" w:eastAsia="FangSong" w:cs="Times New Roman"/>
+        </w:rPr>
+        <w:t>聚合机理属于</w:t>
+      </w:r>
+      <w:r>
+        <w:rPr>
+          <w:rFonts w:hint="eastAsia" w:ascii="Times New Roman" w:hAnsi="Times New Roman" w:eastAsia="Times New Roman" w:cs="Times New Roman"/>
+        </w:rPr>
+        <w:t>(</w:t>
+      </w:r>
+      <w:r>
+        <w:rPr>
+          <w:rFonts w:ascii="Times New Roman" w:hAnsi="Times New Roman" w:eastAsia="Times New Roman" w:cs="Times New Roman"/>
+        </w:rPr>
+        <w:t xml:space="preserve"> )。</w:t>
+      </w:r>
+      <w:r>
+        <w:rPr>
+          <w:rFonts w:ascii="Times New Roman" w:hAnsi="Times New Roman" w:eastAsia="Times New Roman" w:cs="Times New Roman"/>
+        </w:rPr>
+        <w:t xml:space="preserve"> </w:t>
+      </w:r>
+    </w:p>
+    <w:p>
+      <w:pPr>
+        <w:numPr>
+          <w:ilvl w:val="0"/>
+          <w:numId w:val="1003"/>
+        </w:numPr>
+        <w:ind w:left="480" w:hanging="480"/>
+        <w:spacing w:before="0" w:after="0"/>
+      </w:pPr>
+      <w:r>
+        <w:rPr>
+          <w:rFonts w:ascii="Times New Roman" w:hAnsi="Times New Roman" w:eastAsia="Times New Roman" w:cs="Times New Roman"/>
+        </w:rPr>
+        <w:t xml:space="preserve">A. </w:t>
+      </w:r>
+      <w:r>
+        <w:rPr>
+          <w:rFonts w:hint="eastAsia" w:ascii="Times New Roman" w:hAnsi="Times New Roman" w:eastAsia="FangSong" w:cs="Times New Roman"/>
+        </w:rPr>
+        <w:t xml:space="preserve">缩合聚合</w:t>
+      </w:r>
+      <w:r>
+        <w:rPr>
+          <w:rFonts w:ascii="Times New Roman" w:hAnsi="Times New Roman" w:eastAsia="Times New Roman" w:cs="Times New Roman"/>
+        </w:rPr>
+        <w:t xml:space="preserve"> </w:t>
+      </w:r>
+    </w:p>
+    <w:p>
+      <w:pPr>
+        <w:numPr>
+          <w:ilvl w:val="0"/>
+          <w:numId w:val="1003"/>
+        </w:numPr>
+        <w:ind w:left="480" w:hanging="480"/>
+        <w:spacing w:before="0" w:after="0"/>
+      </w:pPr>
+      <w:r>
+        <w:rPr>
+          <w:rFonts w:ascii="Times New Roman" w:hAnsi="Times New Roman" w:eastAsia="Times New Roman" w:cs="Times New Roman"/>
+        </w:rPr>
+        <w:t xml:space="preserve">B. </w:t>
+      </w:r>
+      <w:r>
+        <w:rPr>
+          <w:rFonts w:hint="eastAsia" w:ascii="Times New Roman" w:hAnsi="Times New Roman" w:eastAsia="FangSong" w:cs="Times New Roman"/>
+        </w:rPr>
+        <w:t xml:space="preserve">开环聚合</w:t>
+      </w:r>
+      <w:r>
+        <w:rPr>
+          <w:rFonts w:ascii="Times New Roman" w:hAnsi="Times New Roman" w:eastAsia="Times New Roman" w:cs="Times New Roman"/>
+        </w:rPr>
+        <w:t xml:space="preserve"> </w:t>
+      </w:r>
+    </w:p>
+    <w:p>
+      <w:pPr>
+        <w:numPr>
+          <w:ilvl w:val="0"/>
+          <w:numId w:val="1003"/>
+        </w:numPr>
+        <w:ind w:left="480" w:hanging="480"/>
+        <w:spacing w:before="0" w:after="0"/>
+      </w:pPr>
+      <w:r>
+        <w:rPr>
+          <w:rFonts w:ascii="Times New Roman" w:hAnsi="Times New Roman" w:eastAsia="Times New Roman" w:cs="Times New Roman"/>
+        </w:rPr>
+        <w:t xml:space="preserve">C. </w:t>
+      </w:r>
+      <w:r>
+        <w:rPr>
+          <w:rFonts w:hint="eastAsia" w:ascii="Times New Roman" w:hAnsi="Times New Roman" w:eastAsia="FangSong" w:cs="Times New Roman"/>
+        </w:rPr>
+        <w:t xml:space="preserve">阴离子聚合</w:t>
+      </w:r>
+      <w:r>
+        <w:rPr>
+          <w:rFonts w:ascii="Times New Roman" w:hAnsi="Times New Roman" w:eastAsia="Times New Roman" w:cs="Times New Roman"/>
+        </w:rPr>
+        <w:t xml:space="preserve"> </w:t>
+      </w:r>
+    </w:p>
+    <w:p>
+      <w:pPr>
+        <w:numPr>
+          <w:ilvl w:val="0"/>
+          <w:numId w:val="1003"/>
+        </w:numPr>
+        <w:ind w:left="480" w:hanging="480"/>
+        <w:spacing w:before="0" w:after="180"/>
+      </w:pPr>
+      <w:r>
+        <w:rPr>
+          <w:rFonts w:ascii="Times New Roman" w:hAnsi="Times New Roman" w:eastAsia="Times New Roman" w:cs="Times New Roman"/>
+        </w:rPr>
+        <w:t xml:space="preserve">D. </w:t>
+      </w:r>
+      <w:r>
+        <w:rPr>
+          <w:rFonts w:hint="eastAsia" w:ascii="Times New Roman" w:hAnsi="Times New Roman" w:eastAsia="FangSong" w:cs="Times New Roman"/>
+        </w:rPr>
+        <w:t xml:space="preserve">阳离子聚合</w:t>
+      </w:r>
+    </w:p>
+    <w:p>
+      <w:pPr>
+        <w:numPr>
+          <w:ilvl w:val="0"/>
+          <w:numId w:val="1003"/>
+        </w:numPr>
+        <w:ind w:left="480" w:hanging="480"/>
+        <w:spacing w:after="0"/>
       </w:pPr>
       <w:r>
         <w:rPr>
@@ -4064,6 +4276,16 @@
         </w:rPr>
         <w:t xml:space="preserve"> </w:t>
       </w:r>
+    </w:p>
+    <w:p>
+      <w:pPr>
+        <w:numPr>
+          <w:ilvl w:val="0"/>
+          <w:numId w:val="1003"/>
+        </w:numPr>
+        <w:ind w:left="480" w:hanging="480"/>
+        <w:spacing w:before="0" w:after="0"/>
+      </w:pPr>
       <w:r>
         <w:rPr>
           <w:rFonts w:ascii="Times New Roman" w:hAnsi="Times New Roman" w:eastAsia="Times New Roman" w:cs="Times New Roman"/>
@@ -4082,6 +4304,16 @@
         </w:rPr>
         <w:t xml:space="preserve"> </w:t>
       </w:r>
+    </w:p>
+    <w:p>
+      <w:pPr>
+        <w:numPr>
+          <w:ilvl w:val="0"/>
+          <w:numId w:val="1003"/>
+        </w:numPr>
+        <w:ind w:left="480" w:hanging="480"/>
+        <w:spacing w:before="0" w:after="0"/>
+      </w:pPr>
       <w:r>
         <w:rPr>
           <w:rFonts w:ascii="Times New Roman" w:hAnsi="Times New Roman" w:eastAsia="Times New Roman" w:cs="Times New Roman"/>
@@ -4100,6 +4332,16 @@
         </w:rPr>
         <w:t xml:space="preserve"> </w:t>
       </w:r>
+    </w:p>
+    <w:p>
+      <w:pPr>
+        <w:numPr>
+          <w:ilvl w:val="0"/>
+          <w:numId w:val="1003"/>
+        </w:numPr>
+        <w:ind w:left="480" w:hanging="480"/>
+        <w:spacing w:before="0" w:after="0"/>
+      </w:pPr>
       <w:r>
         <w:rPr>
           <w:rFonts w:ascii="Times New Roman" w:hAnsi="Times New Roman" w:eastAsia="Times New Roman" w:cs="Times New Roman"/>
@@ -4118,6 +4360,16 @@
         </w:rPr>
         <w:t xml:space="preserve"> </w:t>
       </w:r>
+    </w:p>
+    <w:p>
+      <w:pPr>
+        <w:numPr>
+          <w:ilvl w:val="0"/>
+          <w:numId w:val="1003"/>
+        </w:numPr>
+        <w:ind w:left="480" w:hanging="480"/>
+        <w:spacing w:before="0" w:after="180"/>
+      </w:pPr>
       <w:r>
         <w:rPr>
           <w:rFonts w:ascii="Times New Roman" w:hAnsi="Times New Roman" w:eastAsia="Times New Roman" w:cs="Times New Roman"/>
@@ -5665,6 +5917,8 @@
           <w:ilvl w:val="0"/>
           <w:numId w:val="1006"/>
         </w:numPr>
+        <w:ind w:left="480" w:hanging="480"/>
+        <w:spacing w:after="0"/>
       </w:pPr>
       <w:r>
         <w:rPr>
@@ -5732,6 +5986,16 @@
         </w:rPr>
         <w:t xml:space="preserve"> </w:t>
       </w:r>
+    </w:p>
+    <w:p>
+      <w:pPr>
+        <w:numPr>
+          <w:ilvl w:val="0"/>
+          <w:numId w:val="1006"/>
+        </w:numPr>
+        <w:ind w:left="480" w:hanging="480"/>
+        <w:spacing w:before="0" w:after="0"/>
+      </w:pPr>
       <w:r>
         <w:rPr>
           <w:rFonts w:ascii="Times New Roman" w:hAnsi="Times New Roman" w:eastAsia="Times New Roman" w:cs="Times New Roman"/>
@@ -5768,6 +6032,16 @@
         </w:rPr>
         <w:t xml:space="preserve"> </w:t>
       </w:r>
+    </w:p>
+    <w:p>
+      <w:pPr>
+        <w:numPr>
+          <w:ilvl w:val="0"/>
+          <w:numId w:val="1006"/>
+        </w:numPr>
+        <w:ind w:left="480" w:hanging="480"/>
+        <w:spacing w:before="0" w:after="0"/>
+      </w:pPr>
       <w:r>
         <w:rPr>
           <w:rFonts w:ascii="Times New Roman" w:hAnsi="Times New Roman" w:eastAsia="Times New Roman" w:cs="Times New Roman"/>
@@ -5798,6 +6072,16 @@
         </w:rPr>
         <w:t xml:space="preserve"> </w:t>
       </w:r>
+    </w:p>
+    <w:p>
+      <w:pPr>
+        <w:numPr>
+          <w:ilvl w:val="0"/>
+          <w:numId w:val="1006"/>
+        </w:numPr>
+        <w:ind w:left="480" w:hanging="480"/>
+        <w:spacing w:before="0" w:after="0"/>
+      </w:pPr>
       <w:r>
         <w:rPr>
           <w:rFonts w:ascii="Times New Roman" w:hAnsi="Times New Roman" w:eastAsia="Times New Roman" w:cs="Times New Roman"/>
@@ -5828,6 +6112,16 @@
         </w:rPr>
         <w:t xml:space="preserve"> </w:t>
       </w:r>
+    </w:p>
+    <w:p>
+      <w:pPr>
+        <w:numPr>
+          <w:ilvl w:val="0"/>
+          <w:numId w:val="1006"/>
+        </w:numPr>
+        <w:ind w:left="480" w:hanging="480"/>
+        <w:spacing w:before="0" w:after="180"/>
+      </w:pPr>
       <w:r>
         <w:rPr>
           <w:rFonts w:ascii="Times New Roman" w:hAnsi="Times New Roman" w:eastAsia="Times New Roman" w:cs="Times New Roman"/>
@@ -12127,12 +12421,53 @@
     <w:p>
       <w:pPr>
         <w:pStyle w:val="FirstParagraph"/>
-      </w:pPr>
-      <w:r>
-        <w:rPr>
-          <w:rFonts w:ascii="Times New Roman" w:hAnsi="Times New Roman" w:eastAsia="Times New Roman" w:cs="Times New Roman"/>
-        </w:rPr>
-        <w:t xml:space="preserve">A. 1:2　B. 1:1　C. 2:3　D. 3:2</w:t>
+        <w:ind w:left="480" w:hanging="480"/>
+        <w:spacing w:after="0"/>
+      </w:pPr>
+      <w:r>
+        <w:rPr>
+          <w:rFonts w:ascii="Times New Roman" w:hAnsi="Times New Roman" w:eastAsia="Times New Roman" w:cs="Times New Roman"/>
+        </w:rPr>
+        <w:t xml:space="preserve">A. 1:2　</w:t>
+      </w:r>
+    </w:p>
+    <w:p>
+      <w:pPr>
+        <w:pStyle w:val="FirstParagraph"/>
+        <w:ind w:left="480" w:hanging="480"/>
+        <w:spacing w:before="0" w:after="0"/>
+      </w:pPr>
+      <w:r>
+        <w:rPr>
+          <w:rFonts w:ascii="Times New Roman" w:hAnsi="Times New Roman" w:eastAsia="Times New Roman" w:cs="Times New Roman"/>
+        </w:rPr>
+        <w:t xml:space="preserve">B. 1:1　</w:t>
+      </w:r>
+    </w:p>
+    <w:p>
+      <w:pPr>
+        <w:pStyle w:val="FirstParagraph"/>
+        <w:ind w:left="480" w:hanging="480"/>
+        <w:spacing w:before="0" w:after="0"/>
+      </w:pPr>
+      <w:r>
+        <w:rPr>
+          <w:rFonts w:ascii="Times New Roman" w:hAnsi="Times New Roman" w:eastAsia="Times New Roman" w:cs="Times New Roman"/>
+        </w:rPr>
+        <w:t xml:space="preserve">C. 2:3　</w:t>
+      </w:r>
+    </w:p>
+    <w:p>
+      <w:pPr>
+        <w:pStyle w:val="FirstParagraph"/>
+        <w:ind w:left="480" w:hanging="480"/>
+        <w:spacing w:before="0" w:after="180"/>
+      </w:pPr>
+      <w:r>
+        <w:rPr>
+          <w:rFonts w:ascii="Times New Roman" w:hAnsi="Times New Roman" w:eastAsia="Times New Roman" w:cs="Times New Roman"/>
+        </w:rPr>
+        <w:t xml:space="preserve">D. 3:2</w:t>
       </w:r>
     </w:p>
     <w:p>
@@ -12283,12 +12618,53 @@
     <w:p>
       <w:pPr>
         <w:pStyle w:val="FirstParagraph"/>
-      </w:pPr>
-      <w:r>
-        <w:rPr>
-          <w:rFonts w:ascii="Times New Roman" w:hAnsi="Times New Roman" w:eastAsia="Times New Roman" w:cs="Times New Roman"/>
-        </w:rPr>
-        <w:t xml:space="preserve">A. 3:2　B. 2:3　C. 1:2　D. 1:1</w:t>
+        <w:ind w:left="480" w:hanging="480"/>
+        <w:spacing w:after="0"/>
+      </w:pPr>
+      <w:r>
+        <w:rPr>
+          <w:rFonts w:ascii="Times New Roman" w:hAnsi="Times New Roman" w:eastAsia="Times New Roman" w:cs="Times New Roman"/>
+        </w:rPr>
+        <w:t xml:space="preserve">A. 3:2　</w:t>
+      </w:r>
+    </w:p>
+    <w:p>
+      <w:pPr>
+        <w:pStyle w:val="FirstParagraph"/>
+        <w:ind w:left="480" w:hanging="480"/>
+        <w:spacing w:before="0" w:after="0"/>
+      </w:pPr>
+      <w:r>
+        <w:rPr>
+          <w:rFonts w:ascii="Times New Roman" w:hAnsi="Times New Roman" w:eastAsia="Times New Roman" w:cs="Times New Roman"/>
+        </w:rPr>
+        <w:t xml:space="preserve">B. 2:3　</w:t>
+      </w:r>
+    </w:p>
+    <w:p>
+      <w:pPr>
+        <w:pStyle w:val="FirstParagraph"/>
+        <w:ind w:left="480" w:hanging="480"/>
+        <w:spacing w:before="0" w:after="0"/>
+      </w:pPr>
+      <w:r>
+        <w:rPr>
+          <w:rFonts w:ascii="Times New Roman" w:hAnsi="Times New Roman" w:eastAsia="Times New Roman" w:cs="Times New Roman"/>
+        </w:rPr>
+        <w:t xml:space="preserve">C. 1:2　</w:t>
+      </w:r>
+    </w:p>
+    <w:p>
+      <w:pPr>
+        <w:pStyle w:val="FirstParagraph"/>
+        <w:ind w:left="480" w:hanging="480"/>
+        <w:spacing w:before="0" w:after="180"/>
+      </w:pPr>
+      <w:r>
+        <w:rPr>
+          <w:rFonts w:ascii="Times New Roman" w:hAnsi="Times New Roman" w:eastAsia="Times New Roman" w:cs="Times New Roman"/>
+        </w:rPr>
+        <w:t xml:space="preserve">D. 1:1</w:t>
       </w:r>
     </w:p>
     <w:p>
@@ -13686,7 +14062,7 @@
         </w:rPr>
         <w:drawing>
           <wp:inline>
-            <wp:extent cx="3600000" cy="1355967"/>
+            <wp:extent cx="3600000" cy="1336870"/>
             <wp:effectExtent b="0" l="0" r="0" t="0"/>
             <wp:docPr descr="" title="" id="38" name="Picture"/>
             <a:graphic>
@@ -13707,7 +14083,7 @@
                   <pic:spPr bwMode="auto">
                     <a:xfrm>
                       <a:off x="0" y="0"/>
-                      <a:ext cx="3600000" cy="1355967"/>
+                      <a:ext cx="3600000" cy="1336870"/>
                     </a:xfrm>
                     <a:prstGeom prst="rect">
                       <a:avLst/>
@@ -13806,6 +14182,8 @@
     <w:p>
       <w:pPr>
         <w:pStyle w:val="BodyText"/>
+        <w:ind w:left="480" w:hanging="480"/>
+        <w:spacing w:after="0"/>
       </w:pPr>
       <w:r>
         <w:rPr>
@@ -13823,7 +14201,20 @@
         <w:rPr>
           <w:rFonts w:ascii="Times New Roman" w:hAnsi="Times New Roman" w:eastAsia="Times New Roman" w:cs="Times New Roman"/>
         </w:rPr>
-        <w:t xml:space="preserve">　　B. 4 </w:t>
+        <w:t xml:space="preserve">　　</w:t>
+      </w:r>
+    </w:p>
+    <w:p>
+      <w:pPr>
+        <w:pStyle w:val="BodyText"/>
+        <w:ind w:left="480" w:hanging="480"/>
+        <w:spacing w:before="0" w:after="0"/>
+      </w:pPr>
+      <w:r>
+        <w:rPr>
+          <w:rFonts w:ascii="Times New Roman" w:hAnsi="Times New Roman" w:eastAsia="Times New Roman" w:cs="Times New Roman"/>
+        </w:rPr>
+        <w:t xml:space="preserve">B. 4 </w:t>
       </w:r>
       <w:r>
         <w:rPr>
@@ -13835,7 +14226,20 @@
         <w:rPr>
           <w:rFonts w:ascii="Times New Roman" w:hAnsi="Times New Roman" w:eastAsia="Times New Roman" w:cs="Times New Roman"/>
         </w:rPr>
-        <w:t xml:space="preserve">　　C. 3n </w:t>
+        <w:t xml:space="preserve">　　</w:t>
+      </w:r>
+    </w:p>
+    <w:p>
+      <w:pPr>
+        <w:pStyle w:val="BodyText"/>
+        <w:ind w:left="480" w:hanging="480"/>
+        <w:spacing w:before="0" w:after="0"/>
+      </w:pPr>
+      <w:r>
+        <w:rPr>
+          <w:rFonts w:ascii="Times New Roman" w:hAnsi="Times New Roman" w:eastAsia="Times New Roman" w:cs="Times New Roman"/>
+        </w:rPr>
+        <w:t xml:space="preserve">C. 3n </w:t>
       </w:r>
       <w:r>
         <w:rPr>
@@ -13847,7 +14251,20 @@
         <w:rPr>
           <w:rFonts w:ascii="Times New Roman" w:hAnsi="Times New Roman" w:eastAsia="Times New Roman" w:cs="Times New Roman"/>
         </w:rPr>
-        <w:t xml:space="preserve">　　D. 4n </w:t>
+        <w:t xml:space="preserve">　　</w:t>
+      </w:r>
+    </w:p>
+    <w:p>
+      <w:pPr>
+        <w:pStyle w:val="BodyText"/>
+        <w:ind w:left="480" w:hanging="480"/>
+        <w:spacing w:before="0" w:after="180"/>
+      </w:pPr>
+      <w:r>
+        <w:rPr>
+          <w:rFonts w:ascii="Times New Roman" w:hAnsi="Times New Roman" w:eastAsia="Times New Roman" w:cs="Times New Roman"/>
+        </w:rPr>
+        <w:t xml:space="preserve">D. 4n </w:t>
       </w:r>
       <w:r>
         <w:rPr>
@@ -14424,7 +14841,7 @@
         </w:rPr>
         <w:drawing>
           <wp:inline>
-            <wp:extent cx="3600000" cy="948460"/>
+            <wp:extent cx="3600000" cy="920769"/>
             <wp:effectExtent b="0" l="0" r="0" t="0"/>
             <wp:docPr descr="" title="" id="42" name="Picture"/>
             <a:graphic>
@@ -14445,7 +14862,7 @@
                   <pic:spPr bwMode="auto">
                     <a:xfrm>
                       <a:off x="0" y="0"/>
-                      <a:ext cx="3600000" cy="948460"/>
+                      <a:ext cx="3600000" cy="920769"/>
                     </a:xfrm>
                     <a:prstGeom prst="rect">
                       <a:avLst/>
@@ -15774,7 +16191,7 @@
         </w:rPr>
         <w:drawing>
           <wp:inline>
-            <wp:extent cx="3600000" cy="696191"/>
+            <wp:extent cx="3592778" cy="696191"/>
             <wp:effectExtent b="0" l="0" r="0" t="0"/>
             <wp:docPr descr="" title="" id="48" name="Picture"/>
             <a:graphic>
@@ -15795,7 +16212,7 @@
                   <pic:spPr bwMode="auto">
                     <a:xfrm>
                       <a:off x="0" y="0"/>
-                      <a:ext cx="3600000" cy="696191"/>
+                      <a:ext cx="3592778" cy="696191"/>
                     </a:xfrm>
                     <a:prstGeom prst="rect">
                       <a:avLst/>
@@ -18381,7 +18798,7 @@
         </w:rPr>
         <w:drawing>
           <wp:inline>
-            <wp:extent cx="2235200" cy="2159000"/>
+            <wp:extent cx="2235200" cy="2131237"/>
             <wp:effectExtent b="0" l="0" r="0" t="0"/>
             <wp:docPr descr="" title="" id="53" name="Picture"/>
             <a:graphic>
@@ -18402,7 +18819,7 @@
                   <pic:spPr bwMode="auto">
                     <a:xfrm>
                       <a:off x="0" y="0"/>
-                      <a:ext cx="2235200" cy="2159000"/>
+                      <a:ext cx="2235200" cy="2131237"/>
                     </a:xfrm>
                     <a:prstGeom prst="rect">
                       <a:avLst/>
@@ -18433,7 +18850,7 @@
         </w:rPr>
         <w:drawing>
           <wp:inline>
-            <wp:extent cx="2235200" cy="2095500"/>
+            <wp:extent cx="2226469" cy="2095500"/>
             <wp:effectExtent b="0" l="0" r="0" t="0"/>
             <wp:docPr descr="" title="" id="56" name="Picture"/>
             <a:graphic>
@@ -18454,7 +18871,7 @@
                   <pic:spPr bwMode="auto">
                     <a:xfrm>
                       <a:off x="0" y="0"/>
-                      <a:ext cx="2235200" cy="2095500"/>
+                      <a:ext cx="2226469" cy="2095500"/>
                     </a:xfrm>
                     <a:prstGeom prst="rect">
                       <a:avLst/>
@@ -19831,7 +20248,7 @@
         </w:rPr>
         <w:drawing>
           <wp:inline>
-            <wp:extent cx="3600000" cy="748166"/>
+            <wp:extent cx="3600000" cy="727094"/>
             <wp:effectExtent b="0" l="0" r="0" t="0"/>
             <wp:docPr descr="" title="" id="59" name="Picture"/>
             <a:graphic>
@@ -19852,7 +20269,7 @@
                   <pic:spPr bwMode="auto">
                     <a:xfrm>
                       <a:off x="0" y="0"/>
-                      <a:ext cx="3600000" cy="748166"/>
+                      <a:ext cx="3600000" cy="727094"/>
                     </a:xfrm>
                     <a:prstGeom prst="rect">
                       <a:avLst/>
@@ -29445,7 +29862,7 @@
         </w:rPr>
         <w:drawing>
           <wp:inline>
-            <wp:extent cx="3600000" cy="1191504"/>
+            <wp:extent cx="3600000" cy="1076814"/>
             <wp:effectExtent b="0" l="0" r="0" t="0"/>
             <wp:docPr descr="" title="" id="71" name="Picture"/>
             <a:graphic>
@@ -29466,7 +29883,7 @@
                   <pic:spPr bwMode="auto">
                     <a:xfrm>
                       <a:off x="0" y="0"/>
-                      <a:ext cx="3600000" cy="1191504"/>
+                      <a:ext cx="3600000" cy="1076814"/>
                     </a:xfrm>
                     <a:prstGeom prst="rect">
                       <a:avLst/>
@@ -30113,7 +30530,7 @@
         </w:rPr>
         <w:drawing>
           <wp:inline>
-            <wp:extent cx="3600000" cy="1096720"/>
+            <wp:extent cx="3600000" cy="1081967"/>
             <wp:effectExtent b="0" l="0" r="0" t="0"/>
             <wp:docPr descr="" title="" id="74" name="Picture"/>
             <a:graphic>
@@ -30134,7 +30551,7 @@
                   <pic:spPr bwMode="auto">
                     <a:xfrm>
                       <a:off x="0" y="0"/>
-                      <a:ext cx="3600000" cy="1096720"/>
+                      <a:ext cx="3600000" cy="1081967"/>
                     </a:xfrm>
                     <a:prstGeom prst="rect">
                       <a:avLst/>
@@ -34841,7 +35258,7 @@
         </w:rPr>
         <w:drawing>
           <wp:inline>
-            <wp:extent cx="3600000" cy="878740"/>
+            <wp:extent cx="3600000" cy="859843"/>
             <wp:effectExtent b="0" l="0" r="0" t="0"/>
             <wp:docPr descr="" title="" id="85" name="Picture"/>
             <a:graphic>
@@ -34862,7 +35279,7 @@
                   <pic:spPr bwMode="auto">
                     <a:xfrm>
                       <a:off x="0" y="0"/>
-                      <a:ext cx="3600000" cy="878740"/>
+                      <a:ext cx="3600000" cy="859843"/>
                     </a:xfrm>
                     <a:prstGeom prst="rect">
                       <a:avLst/>
@@ -36278,7 +36695,7 @@
         </w:rPr>
         <w:drawing>
           <wp:inline>
-            <wp:extent cx="3600000" cy="471615"/>
+            <wp:extent cx="3594754" cy="471615"/>
             <wp:effectExtent b="0" l="0" r="0" t="0"/>
             <wp:docPr descr="" title="" id="95" name="Picture"/>
             <a:graphic>
@@ -36299,7 +36716,7 @@
                   <pic:spPr bwMode="auto">
                     <a:xfrm>
                       <a:off x="0" y="0"/>
-                      <a:ext cx="3600000" cy="471615"/>
+                      <a:ext cx="3594754" cy="471615"/>
                     </a:xfrm>
                     <a:prstGeom prst="rect">
                       <a:avLst/>
@@ -36700,12 +37117,7 @@
       </w:r>
     </w:p>
     <w:p>
-      <w:pPr>
-        <w:numPr>
-          <w:ilvl w:val="0"/>
-          <w:numId w:val="1039"/>
-        </w:numPr>
-      </w:pPr>
+      <w:pPr/>
       <w:r>
         <w:rPr>
           <w:rFonts w:hint="eastAsia" w:ascii="Times New Roman" w:hAnsi="Times New Roman" w:eastAsia="Times New Roman" w:cs="Times New Roman"/>
@@ -38757,7 +39169,7 @@
         </w:rPr>
         <w:drawing>
           <wp:inline>
-            <wp:extent cx="3600000" cy="802816"/>
+            <wp:extent cx="3600000" cy="795249"/>
             <wp:effectExtent b="0" l="0" r="0" t="0"/>
             <wp:docPr descr="" title="" id="104" name="Picture"/>
             <a:graphic>
@@ -38778,7 +39190,7 @@
                   <pic:spPr bwMode="auto">
                     <a:xfrm>
                       <a:off x="0" y="0"/>
-                      <a:ext cx="3600000" cy="802816"/>
+                      <a:ext cx="3600000" cy="795249"/>
                     </a:xfrm>
                     <a:prstGeom prst="rect">
                       <a:avLst/>
@@ -38809,7 +39221,7 @@
         </w:rPr>
         <w:drawing>
           <wp:inline>
-            <wp:extent cx="3600000" cy="750000"/>
+            <wp:extent cx="3600000" cy="718421"/>
             <wp:effectExtent b="0" l="0" r="0" t="0"/>
             <wp:docPr descr="" title="" id="107" name="Picture"/>
             <a:graphic>
@@ -38830,7 +39242,7 @@
                   <pic:spPr bwMode="auto">
                     <a:xfrm>
                       <a:off x="0" y="0"/>
-                      <a:ext cx="3600000" cy="750000"/>
+                      <a:ext cx="3600000" cy="718421"/>
                     </a:xfrm>
                     <a:prstGeom prst="rect">
                       <a:avLst/>
@@ -38861,7 +39273,7 @@
         </w:rPr>
         <w:drawing>
           <wp:inline>
-            <wp:extent cx="3600000" cy="597219"/>
+            <wp:extent cx="3596660" cy="597219"/>
             <wp:effectExtent b="0" l="0" r="0" t="0"/>
             <wp:docPr descr="" title="" id="110" name="Picture"/>
             <a:graphic>
@@ -38882,7 +39294,7 @@
                   <pic:spPr bwMode="auto">
                     <a:xfrm>
                       <a:off x="0" y="0"/>
-                      <a:ext cx="3600000" cy="597219"/>
+                      <a:ext cx="3596660" cy="597219"/>
                     </a:xfrm>
                     <a:prstGeom prst="rect">
                       <a:avLst/>
@@ -39448,7 +39860,7 @@
         </w:rPr>
         <w:drawing>
           <wp:inline>
-            <wp:extent cx="3240000" cy="2872800"/>
+            <wp:extent cx="3210136" cy="2872800"/>
             <wp:effectExtent b="0" l="0" r="0" t="0"/>
             <wp:docPr descr="" title="" id="117" name="Picture"/>
             <a:graphic>
@@ -39469,7 +39881,7 @@
                   <pic:spPr bwMode="auto">
                     <a:xfrm>
                       <a:off x="0" y="0"/>
-                      <a:ext cx="3240000" cy="2872800"/>
+                      <a:ext cx="3210136" cy="2872800"/>
                     </a:xfrm>
                     <a:prstGeom prst="rect">
                       <a:avLst/>
@@ -39500,7 +39912,7 @@
         </w:rPr>
         <w:drawing>
           <wp:inline>
-            <wp:extent cx="3600000" cy="865433"/>
+            <wp:extent cx="3600000" cy="860313"/>
             <wp:effectExtent b="0" l="0" r="0" t="0"/>
             <wp:docPr descr="" title="" id="120" name="Picture"/>
             <a:graphic>
@@ -39521,7 +39933,7 @@
                   <pic:spPr bwMode="auto">
                     <a:xfrm>
                       <a:off x="0" y="0"/>
-                      <a:ext cx="3600000" cy="865433"/>
+                      <a:ext cx="3600000" cy="860313"/>
                     </a:xfrm>
                     <a:prstGeom prst="rect">
                       <a:avLst/>
@@ -39636,7 +40048,7 @@
         </w:rPr>
         <w:drawing>
           <wp:inline>
-            <wp:extent cx="3600000" cy="685714"/>
+            <wp:extent cx="3590475" cy="685714"/>
             <wp:effectExtent b="0" l="0" r="0" t="0"/>
             <wp:docPr descr="" title="" id="123" name="Picture"/>
             <a:graphic>
@@ -39657,7 +40069,7 @@
                   <pic:spPr bwMode="auto">
                     <a:xfrm>
                       <a:off x="0" y="0"/>
-                      <a:ext cx="3600000" cy="685714"/>
+                      <a:ext cx="3590475" cy="685714"/>
                     </a:xfrm>
                     <a:prstGeom prst="rect">
                       <a:avLst/>
@@ -43668,7 +44080,7 @@
         </w:rPr>
         <w:drawing>
           <wp:inline>
-            <wp:extent cx="3600000" cy="1333589"/>
+            <wp:extent cx="3600000" cy="1326679"/>
             <wp:effectExtent b="0" l="0" r="0" t="0"/>
             <wp:docPr descr="" title="" id="130" name="Picture"/>
             <a:graphic>
@@ -43689,7 +44101,7 @@
                   <pic:spPr bwMode="auto">
                     <a:xfrm>
                       <a:off x="0" y="0"/>
-                      <a:ext cx="3600000" cy="1333589"/>
+                      <a:ext cx="3600000" cy="1326679"/>
                     </a:xfrm>
                     <a:prstGeom prst="rect">
                       <a:avLst/>
@@ -44621,7 +45033,7 @@
         </w:rPr>
         <w:drawing>
           <wp:inline>
-            <wp:extent cx="3600000" cy="603467"/>
+            <wp:extent cx="3583345" cy="603467"/>
             <wp:effectExtent b="0" l="0" r="0" t="0"/>
             <wp:docPr descr="" title="" id="133" name="Picture"/>
             <a:graphic>
@@ -44642,7 +45054,7 @@
                   <pic:spPr bwMode="auto">
                     <a:xfrm>
                       <a:off x="0" y="0"/>
-                      <a:ext cx="3600000" cy="603467"/>
+                      <a:ext cx="3583345" cy="603467"/>
                     </a:xfrm>
                     <a:prstGeom prst="rect">
                       <a:avLst/>
@@ -46087,7 +46499,7 @@
         </w:rPr>
         <w:drawing>
           <wp:inline>
-            <wp:extent cx="2908300" cy="2374900"/>
+            <wp:extent cx="2908300" cy="2352492"/>
             <wp:effectExtent b="0" l="0" r="0" t="0"/>
             <wp:docPr descr="" title="" id="140" name="Picture"/>
             <a:graphic>
@@ -46108,7 +46520,7 @@
                   <pic:spPr bwMode="auto">
                     <a:xfrm>
                       <a:off x="0" y="0"/>
-                      <a:ext cx="2908300" cy="2374900"/>
+                      <a:ext cx="2908300" cy="2352492"/>
                     </a:xfrm>
                     <a:prstGeom prst="rect">
                       <a:avLst/>
@@ -46861,7 +47273,7 @@
         </w:rPr>
         <w:drawing>
           <wp:inline>
-            <wp:extent cx="3240000" cy="2596853"/>
+            <wp:extent cx="3240000" cy="2592000"/>
             <wp:effectExtent b="0" l="0" r="0" t="0"/>
             <wp:docPr descr="" title="" id="146" name="Picture"/>
             <a:graphic>
@@ -46882,7 +47294,7 @@
                   <pic:spPr bwMode="auto">
                     <a:xfrm>
                       <a:off x="0" y="0"/>
-                      <a:ext cx="3240000" cy="2596853"/>
+                      <a:ext cx="3240000" cy="2592000"/>
                     </a:xfrm>
                     <a:prstGeom prst="rect">
                       <a:avLst/>
@@ -47135,7 +47547,7 @@
         </w:rPr>
         <w:drawing>
           <wp:inline>
-            <wp:extent cx="2971800" cy="2451100"/>
+            <wp:extent cx="2971800" cy="2429123"/>
             <wp:effectExtent b="0" l="0" r="0" t="0"/>
             <wp:docPr descr="" title="" id="152" name="Picture"/>
             <a:graphic>
@@ -47156,7 +47568,7 @@
                   <pic:spPr bwMode="auto">
                     <a:xfrm>
                       <a:off x="0" y="0"/>
-                      <a:ext cx="2971800" cy="2451100"/>
+                      <a:ext cx="2971800" cy="2429123"/>
                     </a:xfrm>
                     <a:prstGeom prst="rect">
                       <a:avLst/>
@@ -47187,7 +47599,7 @@
         </w:rPr>
         <w:drawing>
           <wp:inline>
-            <wp:extent cx="3187700" cy="2590800"/>
+            <wp:extent cx="3126828" cy="2590800"/>
             <wp:effectExtent b="0" l="0" r="0" t="0"/>
             <wp:docPr descr="" title="" id="155" name="Picture"/>
             <a:graphic>
@@ -47208,7 +47620,7 @@
                   <pic:spPr bwMode="auto">
                     <a:xfrm>
                       <a:off x="0" y="0"/>
-                      <a:ext cx="3187700" cy="2590800"/>
+                      <a:ext cx="3126828" cy="2590800"/>
                     </a:xfrm>
                     <a:prstGeom prst="rect">
                       <a:avLst/>
@@ -47433,7 +47845,7 @@
         </w:rPr>
         <w:drawing>
           <wp:inline>
-            <wp:extent cx="2971800" cy="2451100"/>
+            <wp:extent cx="2971800" cy="2429123"/>
             <wp:effectExtent b="0" l="0" r="0" t="0"/>
             <wp:docPr descr="" title="" id="157" name="Picture"/>
             <a:graphic>
@@ -47454,7 +47866,7 @@
                   <pic:spPr bwMode="auto">
                     <a:xfrm>
                       <a:off x="0" y="0"/>
-                      <a:ext cx="2971800" cy="2451100"/>
+                      <a:ext cx="2971800" cy="2429123"/>
                     </a:xfrm>
                     <a:prstGeom prst="rect">
                       <a:avLst/>
@@ -47485,7 +47897,7 @@
         </w:rPr>
         <w:drawing>
           <wp:inline>
-            <wp:extent cx="3187700" cy="2590800"/>
+            <wp:extent cx="3126828" cy="2590800"/>
             <wp:effectExtent b="0" l="0" r="0" t="0"/>
             <wp:docPr descr="" title="" id="159" name="Picture"/>
             <a:graphic>
@@ -47506,7 +47918,7 @@
                   <pic:spPr bwMode="auto">
                     <a:xfrm>
                       <a:off x="0" y="0"/>
-                      <a:ext cx="3187700" cy="2590800"/>
+                      <a:ext cx="3126828" cy="2590800"/>
                     </a:xfrm>
                     <a:prstGeom prst="rect">
                       <a:avLst/>

--- a/00-首页/题组Word/习题书/第三篇-有机化学/12-高分子化学-教师版.docx
+++ b/00-首页/题组Word/习题书/第三篇-有机化学/12-高分子化学-教师版.docx
@@ -22849,7 +22849,7 @@
                 <m:rPr>
                   <m:sty m:val="p"/>
                 </m:rPr>
-                <m:t>​</m:t>
+                <m:t xml:space="preserve"> </m:t>
               </m:r>
             </m:e>
             <m:sup>
@@ -23038,7 +23038,7 @@
                 <m:rPr>
                   <m:sty m:val="p"/>
                 </m:rPr>
-                <m:t>​</m:t>
+                <m:t xml:space="preserve"> </m:t>
               </m:r>
             </m:e>
             <m:sup>
@@ -23676,7 +23676,7 @@
                     <m:rPr>
                       <m:sty m:val="p"/>
                     </m:rPr>
-                    <m:t>​</m:t>
+                    <m:t xml:space="preserve"> </m:t>
                   </m:r>
                 </m:e>
                 <m:sup>
@@ -23815,7 +23815,7 @@
                     <m:rPr>
                       <m:sty m:val="p"/>
                     </m:rPr>
-                    <m:t>​</m:t>
+                    <m:t xml:space="preserve"> </m:t>
                   </m:r>
                 </m:e>
                 <m:sup>
@@ -24298,7 +24298,7 @@
                     <m:rPr>
                       <m:sty m:val="p"/>
                     </m:rPr>
-                    <m:t>​</m:t>
+                    <m:t xml:space="preserve"> </m:t>
                   </m:r>
                 </m:e>
                 <m:sup>
@@ -24529,7 +24529,7 @@
                     <m:rPr>
                       <m:sty m:val="p"/>
                     </m:rPr>
-                    <m:t>​</m:t>
+                    <m:t xml:space="preserve"> </m:t>
                   </m:r>
                 </m:e>
                 <m:sup>
@@ -24793,7 +24793,7 @@
                     <m:rPr>
                       <m:sty m:val="p"/>
                     </m:rPr>
-                    <m:t>​</m:t>
+                    <m:t xml:space="preserve"> </m:t>
                   </m:r>
                 </m:e>
                 <m:sup>
@@ -26101,7 +26101,7 @@
                     <m:rPr>
                       <m:sty m:val="p"/>
                     </m:rPr>
-                    <m:t>​</m:t>
+                    <m:t xml:space="preserve"> </m:t>
                   </m:r>
                 </m:e>
                 <m:sup>
@@ -26421,7 +26421,7 @@
                     <m:rPr>
                       <m:sty m:val="p"/>
                     </m:rPr>
-                    <m:t>​</m:t>
+                    <m:t xml:space="preserve"> </m:t>
                   </m:r>
                 </m:e>
                 <m:sup>
@@ -40248,7 +40248,7 @@
         <m:sSup>
           <m:e>
             <m:r>
-              <m:t>​</m:t>
+              <m:t xml:space="preserve"> </m:t>
             </m:r>
           </m:e>
           <m:sup>

--- a/00-首页/题组Word/习题书/第三篇-有机化学/12-高分子化学-教师版.docx
+++ b/00-首页/题组Word/习题书/第三篇-有机化学/12-高分子化学-教师版.docx
@@ -443,6 +443,7 @@
     <w:p>
       <w:pPr>
         <w:pStyle w:val="BodyText"/>
+        <w:spacing w:before="0" w:after="0"/>
       </w:pPr>
       <w:r>
         <w:rPr>
@@ -472,6 +473,7 @@
     <w:p>
       <w:pPr>
         <w:pStyle w:val="BodyText"/>
+        <w:spacing w:before="0" w:after="0"/>
       </w:pPr>
       <w:r>
         <w:rPr>
@@ -489,6 +491,7 @@
     <w:p>
       <w:pPr>
         <w:pStyle w:val="BodyText"/>
+        <w:spacing w:before="0" w:after="0"/>
       </w:pPr>
       <w:r>
         <w:rPr>
@@ -642,6 +645,7 @@
     <w:p>
       <w:pPr>
         <w:pStyle w:val="BodyText"/>
+        <w:spacing w:before="0" w:after="0"/>
       </w:pPr>
       <w:r>
         <w:rPr>
@@ -1187,6 +1191,7 @@
     <w:p>
       <w:pPr>
         <w:pStyle w:val="BodyText"/>
+        <w:spacing w:before="0" w:after="0"/>
       </w:pPr>
       <w:r>
         <w:rPr>
@@ -1204,6 +1209,7 @@
     <w:p>
       <w:pPr>
         <w:pStyle w:val="BodyText"/>
+        <w:spacing w:before="0" w:after="0"/>
       </w:pPr>
       <w:r>
         <w:rPr>
@@ -1240,6 +1246,7 @@
     <w:p>
       <w:pPr>
         <w:pStyle w:val="BodyText"/>
+        <w:spacing w:before="0" w:after="0"/>
       </w:pPr>
       <w:r>
         <w:rPr>
@@ -1257,6 +1264,7 @@
     <w:p>
       <w:pPr>
         <w:pStyle w:val="BodyText"/>
+        <w:spacing w:before="0" w:after="0"/>
       </w:pPr>
       <w:r>
         <w:rPr>
@@ -1790,6 +1798,7 @@
     <w:p>
       <w:pPr>
         <w:pStyle w:val="BodyText"/>
+        <w:spacing w:before="0" w:after="0"/>
       </w:pPr>
       <w:r>
         <w:rPr>
@@ -1926,6 +1935,7 @@
     <w:p>
       <w:pPr>
         <w:pStyle w:val="BodyText"/>
+        <w:spacing w:before="0" w:after="0"/>
       </w:pPr>
       <w:r>
         <w:rPr>
@@ -3357,8 +3367,8 @@
           <w:ilvl w:val="0"/>
           <w:numId w:val="1003"/>
         </w:numPr>
+        <w:spacing w:before="0" w:after="0"/>
         <w:ind w:left="480" w:hanging="480"/>
-        <w:spacing w:after="0"/>
       </w:pPr>
       <w:r>
         <w:rPr>
@@ -3421,8 +3431,8 @@
           <w:ilvl w:val="0"/>
           <w:numId w:val="1003"/>
         </w:numPr>
+        <w:spacing w:before="0" w:after="0"/>
         <w:ind w:left="480" w:hanging="480"/>
-        <w:spacing w:before="0" w:after="0"/>
       </w:pPr>
       <w:r>
         <w:rPr>
@@ -3449,8 +3459,8 @@
           <w:ilvl w:val="0"/>
           <w:numId w:val="1003"/>
         </w:numPr>
+        <w:spacing w:before="0" w:after="0"/>
         <w:ind w:left="480" w:hanging="480"/>
-        <w:spacing w:before="0" w:after="0"/>
       </w:pPr>
       <w:r>
         <w:rPr>
@@ -3477,8 +3487,8 @@
           <w:ilvl w:val="0"/>
           <w:numId w:val="1003"/>
         </w:numPr>
+        <w:spacing w:before="0" w:after="0"/>
         <w:ind w:left="480" w:hanging="480"/>
-        <w:spacing w:before="0" w:after="0"/>
       </w:pPr>
       <w:r>
         <w:rPr>
@@ -3505,8 +3515,8 @@
           <w:ilvl w:val="0"/>
           <w:numId w:val="1003"/>
         </w:numPr>
+        <w:spacing w:before="0" w:after="0"/>
         <w:ind w:left="480" w:hanging="480"/>
-        <w:spacing w:before="0" w:after="180"/>
       </w:pPr>
       <w:r>
         <w:rPr>
@@ -3527,8 +3537,8 @@
           <w:ilvl w:val="0"/>
           <w:numId w:val="1003"/>
         </w:numPr>
+        <w:spacing w:before="0" w:after="0"/>
         <w:ind w:left="480" w:hanging="480"/>
-        <w:spacing w:after="0"/>
       </w:pPr>
       <w:r>
         <w:rPr>
@@ -3555,8 +3565,8 @@
           <w:ilvl w:val="0"/>
           <w:numId w:val="1003"/>
         </w:numPr>
+        <w:spacing w:before="0" w:after="0"/>
         <w:ind w:left="480" w:hanging="480"/>
-        <w:spacing w:before="0" w:after="0"/>
       </w:pPr>
       <w:r>
         <w:rPr>
@@ -3583,8 +3593,8 @@
           <w:ilvl w:val="0"/>
           <w:numId w:val="1003"/>
         </w:numPr>
+        <w:spacing w:before="0" w:after="0"/>
         <w:ind w:left="480" w:hanging="480"/>
-        <w:spacing w:before="0" w:after="0"/>
       </w:pPr>
       <w:r>
         <w:rPr>
@@ -3611,8 +3621,8 @@
           <w:ilvl w:val="0"/>
           <w:numId w:val="1003"/>
         </w:numPr>
+        <w:spacing w:before="0" w:after="0"/>
         <w:ind w:left="480" w:hanging="480"/>
-        <w:spacing w:before="0" w:after="0"/>
       </w:pPr>
       <w:r>
         <w:rPr>
@@ -3645,8 +3655,8 @@
           <w:ilvl w:val="0"/>
           <w:numId w:val="1003"/>
         </w:numPr>
+        <w:spacing w:before="0" w:after="0"/>
         <w:ind w:left="480" w:hanging="480"/>
-        <w:spacing w:before="0" w:after="180"/>
       </w:pPr>
       <w:r>
         <w:rPr>
@@ -3667,8 +3677,8 @@
           <w:ilvl w:val="0"/>
           <w:numId w:val="1003"/>
         </w:numPr>
+        <w:spacing w:before="0" w:after="0"/>
         <w:ind w:left="480" w:hanging="480"/>
-        <w:spacing w:after="0"/>
       </w:pPr>
       <w:r>
         <w:rPr>
@@ -3725,8 +3735,8 @@
           <w:ilvl w:val="0"/>
           <w:numId w:val="1003"/>
         </w:numPr>
+        <w:spacing w:before="0" w:after="0"/>
         <w:ind w:left="480" w:hanging="480"/>
-        <w:spacing w:before="0" w:after="0"/>
       </w:pPr>
       <w:r>
         <w:rPr>
@@ -3747,8 +3757,8 @@
           <w:ilvl w:val="0"/>
           <w:numId w:val="1003"/>
         </w:numPr>
+        <w:spacing w:before="0" w:after="0"/>
         <w:ind w:left="480" w:hanging="480"/>
-        <w:spacing w:before="0" w:after="0"/>
       </w:pPr>
       <w:r>
         <w:rPr>
@@ -3769,8 +3779,8 @@
           <w:ilvl w:val="0"/>
           <w:numId w:val="1003"/>
         </w:numPr>
+        <w:spacing w:before="0" w:after="0"/>
         <w:ind w:left="480" w:hanging="480"/>
-        <w:spacing w:before="0" w:after="0"/>
       </w:pPr>
       <w:r>
         <w:rPr>
@@ -3820,8 +3830,8 @@
           <w:ilvl w:val="0"/>
           <w:numId w:val="1003"/>
         </w:numPr>
+        <w:spacing w:before="0" w:after="0"/>
         <w:ind w:left="480" w:hanging="480"/>
-        <w:spacing w:before="0" w:after="180"/>
       </w:pPr>
       <w:r>
         <w:rPr>
@@ -3836,8 +3846,8 @@
           <w:ilvl w:val="0"/>
           <w:numId w:val="1003"/>
         </w:numPr>
+        <w:spacing w:before="0" w:after="0"/>
         <w:ind w:left="480" w:hanging="480"/>
-        <w:spacing w:after="0"/>
       </w:pPr>
       <w:r>
         <w:rPr>
@@ -3905,8 +3915,8 @@
           <w:ilvl w:val="0"/>
           <w:numId w:val="1003"/>
         </w:numPr>
+        <w:spacing w:before="0" w:after="0"/>
         <w:ind w:left="480" w:hanging="480"/>
-        <w:spacing w:before="0" w:after="0"/>
       </w:pPr>
       <w:r>
         <w:rPr>
@@ -3951,8 +3961,8 @@
           <w:ilvl w:val="0"/>
           <w:numId w:val="1003"/>
         </w:numPr>
+        <w:spacing w:before="0" w:after="0"/>
         <w:ind w:left="480" w:hanging="480"/>
-        <w:spacing w:before="0" w:after="0"/>
       </w:pPr>
       <w:r>
         <w:rPr>
@@ -3999,8 +4009,8 @@
           <w:ilvl w:val="0"/>
           <w:numId w:val="1003"/>
         </w:numPr>
+        <w:spacing w:before="0" w:after="0"/>
         <w:ind w:left="480" w:hanging="480"/>
-        <w:spacing w:before="0" w:after="0"/>
       </w:pPr>
       <w:r>
         <w:rPr>
@@ -4027,8 +4037,8 @@
           <w:ilvl w:val="0"/>
           <w:numId w:val="1003"/>
         </w:numPr>
+        <w:spacing w:before="0" w:after="0"/>
         <w:ind w:left="480" w:hanging="480"/>
-        <w:spacing w:before="0" w:after="180"/>
       </w:pPr>
       <w:r>
         <w:rPr>
@@ -4049,8 +4059,8 @@
           <w:ilvl w:val="0"/>
           <w:numId w:val="1003"/>
         </w:numPr>
+        <w:spacing w:before="0" w:after="0"/>
         <w:ind w:left="480" w:hanging="480"/>
-        <w:spacing w:after="0"/>
       </w:pPr>
       <w:r>
         <w:rPr>
@@ -4107,8 +4117,8 @@
           <w:ilvl w:val="0"/>
           <w:numId w:val="1003"/>
         </w:numPr>
+        <w:spacing w:before="0" w:after="0"/>
         <w:ind w:left="480" w:hanging="480"/>
-        <w:spacing w:before="0" w:after="0"/>
       </w:pPr>
       <w:r>
         <w:rPr>
@@ -4135,8 +4145,8 @@
           <w:ilvl w:val="0"/>
           <w:numId w:val="1003"/>
         </w:numPr>
+        <w:spacing w:before="0" w:after="0"/>
         <w:ind w:left="480" w:hanging="480"/>
-        <w:spacing w:before="0" w:after="0"/>
       </w:pPr>
       <w:r>
         <w:rPr>
@@ -4163,8 +4173,8 @@
           <w:ilvl w:val="0"/>
           <w:numId w:val="1003"/>
         </w:numPr>
+        <w:spacing w:before="0" w:after="0"/>
         <w:ind w:left="480" w:hanging="480"/>
-        <w:spacing w:before="0" w:after="0"/>
       </w:pPr>
       <w:r>
         <w:rPr>
@@ -4191,8 +4201,8 @@
           <w:ilvl w:val="0"/>
           <w:numId w:val="1003"/>
         </w:numPr>
+        <w:spacing w:before="0" w:after="0"/>
         <w:ind w:left="480" w:hanging="480"/>
-        <w:spacing w:before="0" w:after="180"/>
       </w:pPr>
       <w:r>
         <w:rPr>
@@ -4213,8 +4223,8 @@
           <w:ilvl w:val="0"/>
           <w:numId w:val="1003"/>
         </w:numPr>
+        <w:spacing w:before="0" w:after="0"/>
         <w:ind w:left="480" w:hanging="480"/>
-        <w:spacing w:after="0"/>
       </w:pPr>
       <w:r>
         <w:rPr>
@@ -4283,8 +4293,8 @@
           <w:ilvl w:val="0"/>
           <w:numId w:val="1003"/>
         </w:numPr>
+        <w:spacing w:before="0" w:after="0"/>
         <w:ind w:left="480" w:hanging="480"/>
-        <w:spacing w:before="0" w:after="0"/>
       </w:pPr>
       <w:r>
         <w:rPr>
@@ -4311,8 +4321,8 @@
           <w:ilvl w:val="0"/>
           <w:numId w:val="1003"/>
         </w:numPr>
+        <w:spacing w:before="0" w:after="0"/>
         <w:ind w:left="480" w:hanging="480"/>
-        <w:spacing w:before="0" w:after="0"/>
       </w:pPr>
       <w:r>
         <w:rPr>
@@ -4339,8 +4349,8 @@
           <w:ilvl w:val="0"/>
           <w:numId w:val="1003"/>
         </w:numPr>
+        <w:spacing w:before="0" w:after="0"/>
         <w:ind w:left="480" w:hanging="480"/>
-        <w:spacing w:before="0" w:after="0"/>
       </w:pPr>
       <w:r>
         <w:rPr>
@@ -4367,8 +4377,8 @@
           <w:ilvl w:val="0"/>
           <w:numId w:val="1003"/>
         </w:numPr>
+        <w:spacing w:before="0" w:after="0"/>
         <w:ind w:left="480" w:hanging="480"/>
-        <w:spacing w:before="0" w:after="180"/>
       </w:pPr>
       <w:r>
         <w:rPr>
@@ -5917,8 +5927,8 @@
           <w:ilvl w:val="0"/>
           <w:numId w:val="1006"/>
         </w:numPr>
+        <w:spacing w:before="0" w:after="0"/>
         <w:ind w:left="480" w:hanging="480"/>
-        <w:spacing w:after="0"/>
       </w:pPr>
       <w:r>
         <w:rPr>
@@ -5993,8 +6003,8 @@
           <w:ilvl w:val="0"/>
           <w:numId w:val="1006"/>
         </w:numPr>
+        <w:spacing w:before="0" w:after="0"/>
         <w:ind w:left="480" w:hanging="480"/>
-        <w:spacing w:before="0" w:after="0"/>
       </w:pPr>
       <w:r>
         <w:rPr>
@@ -6039,8 +6049,8 @@
           <w:ilvl w:val="0"/>
           <w:numId w:val="1006"/>
         </w:numPr>
+        <w:spacing w:before="0" w:after="0"/>
         <w:ind w:left="480" w:hanging="480"/>
-        <w:spacing w:before="0" w:after="0"/>
       </w:pPr>
       <w:r>
         <w:rPr>
@@ -6079,8 +6089,8 @@
           <w:ilvl w:val="0"/>
           <w:numId w:val="1006"/>
         </w:numPr>
+        <w:spacing w:before="0" w:after="0"/>
         <w:ind w:left="480" w:hanging="480"/>
-        <w:spacing w:before="0" w:after="0"/>
       </w:pPr>
       <w:r>
         <w:rPr>
@@ -6119,8 +6129,8 @@
           <w:ilvl w:val="0"/>
           <w:numId w:val="1006"/>
         </w:numPr>
+        <w:spacing w:before="0" w:after="0"/>
         <w:ind w:left="480" w:hanging="480"/>
-        <w:spacing w:before="0" w:after="180"/>
       </w:pPr>
       <w:r>
         <w:rPr>
@@ -12421,8 +12431,8 @@
     <w:p>
       <w:pPr>
         <w:pStyle w:val="FirstParagraph"/>
+        <w:spacing w:before="0" w:after="0"/>
         <w:ind w:left="480" w:hanging="480"/>
-        <w:spacing w:after="0"/>
       </w:pPr>
       <w:r>
         <w:rPr>
@@ -12434,8 +12444,8 @@
     <w:p>
       <w:pPr>
         <w:pStyle w:val="FirstParagraph"/>
+        <w:spacing w:before="0" w:after="0"/>
         <w:ind w:left="480" w:hanging="480"/>
-        <w:spacing w:before="0" w:after="0"/>
       </w:pPr>
       <w:r>
         <w:rPr>
@@ -12447,8 +12457,8 @@
     <w:p>
       <w:pPr>
         <w:pStyle w:val="FirstParagraph"/>
+        <w:spacing w:before="0" w:after="0"/>
         <w:ind w:left="480" w:hanging="480"/>
-        <w:spacing w:before="0" w:after="0"/>
       </w:pPr>
       <w:r>
         <w:rPr>
@@ -12460,8 +12470,8 @@
     <w:p>
       <w:pPr>
         <w:pStyle w:val="FirstParagraph"/>
+        <w:spacing w:before="0" w:after="0"/>
         <w:ind w:left="480" w:hanging="480"/>
-        <w:spacing w:before="0" w:after="180"/>
       </w:pPr>
       <w:r>
         <w:rPr>
@@ -12618,8 +12628,8 @@
     <w:p>
       <w:pPr>
         <w:pStyle w:val="FirstParagraph"/>
+        <w:spacing w:before="0" w:after="0"/>
         <w:ind w:left="480" w:hanging="480"/>
-        <w:spacing w:after="0"/>
       </w:pPr>
       <w:r>
         <w:rPr>
@@ -12631,8 +12641,8 @@
     <w:p>
       <w:pPr>
         <w:pStyle w:val="FirstParagraph"/>
+        <w:spacing w:before="0" w:after="0"/>
         <w:ind w:left="480" w:hanging="480"/>
-        <w:spacing w:before="0" w:after="0"/>
       </w:pPr>
       <w:r>
         <w:rPr>
@@ -12644,8 +12654,8 @@
     <w:p>
       <w:pPr>
         <w:pStyle w:val="FirstParagraph"/>
+        <w:spacing w:before="0" w:after="0"/>
         <w:ind w:left="480" w:hanging="480"/>
-        <w:spacing w:before="0" w:after="0"/>
       </w:pPr>
       <w:r>
         <w:rPr>
@@ -12657,8 +12667,8 @@
     <w:p>
       <w:pPr>
         <w:pStyle w:val="FirstParagraph"/>
+        <w:spacing w:before="0" w:after="0"/>
         <w:ind w:left="480" w:hanging="480"/>
-        <w:spacing w:before="0" w:after="180"/>
       </w:pPr>
       <w:r>
         <w:rPr>
@@ -14182,8 +14192,8 @@
     <w:p>
       <w:pPr>
         <w:pStyle w:val="BodyText"/>
+        <w:spacing w:before="0" w:after="0"/>
         <w:ind w:left="480" w:hanging="480"/>
-        <w:spacing w:after="0"/>
       </w:pPr>
       <w:r>
         <w:rPr>
@@ -14207,8 +14217,8 @@
     <w:p>
       <w:pPr>
         <w:pStyle w:val="BodyText"/>
+        <w:spacing w:before="0" w:after="0"/>
         <w:ind w:left="480" w:hanging="480"/>
-        <w:spacing w:before="0" w:after="0"/>
       </w:pPr>
       <w:r>
         <w:rPr>
@@ -14232,8 +14242,8 @@
     <w:p>
       <w:pPr>
         <w:pStyle w:val="BodyText"/>
+        <w:spacing w:before="0" w:after="0"/>
         <w:ind w:left="480" w:hanging="480"/>
-        <w:spacing w:before="0" w:after="0"/>
       </w:pPr>
       <w:r>
         <w:rPr>
@@ -14257,8 +14267,8 @@
     <w:p>
       <w:pPr>
         <w:pStyle w:val="BodyText"/>
+        <w:spacing w:before="0" w:after="0"/>
         <w:ind w:left="480" w:hanging="480"/>
-        <w:spacing w:before="0" w:after="180"/>
       </w:pPr>
       <w:r>
         <w:rPr>
@@ -23579,6 +23589,14 @@
       <w:tblPr>
         <w:tblStyle w:val="Table"/>
         <w:tblW w:type="auto" w:w="0"/>
+        <w:tblBorders>
+          <w:top w:val="single" w:sz="12" w:space="0" w:color="000000"/>
+          <w:left w:val="none" w:sz="0" w:space="0" w:color="auto"/>
+          <w:bottom w:val="single" w:sz="12" w:space="0" w:color="000000"/>
+          <w:right w:val="none" w:sz="0" w:space="0" w:color="auto"/>
+          <w:insideH w:val="none" w:sz="0" w:space="0" w:color="auto"/>
+          <w:insideV w:val="none" w:sz="0" w:space="0" w:color="auto"/>
+        </w:tblBorders>
         <w:tblLook w:firstRow="1" w:lastRow="0" w:firstColumn="0" w:lastColumn="0" w:noHBand="0" w:noVBand="0" w:val="0020"/>
       </w:tblPr>
       <w:tblGrid>
@@ -23591,7 +23609,11 @@
           <w:tblHeader w:val="on"/>
         </w:trPr>
         <w:tc>
-          <w:tcPr/>
+          <w:tcPr>
+            <w:tcBorders>
+              <w:bottom w:val="single" w:sz="8" w:space="0" w:color="000000"/>
+            </w:tcBorders>
+          </w:tcPr>
           <w:p>
             <w:pPr>
               <w:pStyle w:val="Compact"/>
@@ -23614,7 +23636,11 @@
           </w:p>
         </w:tc>
         <w:tc>
-          <w:tcPr/>
+          <w:tcPr>
+            <w:tcBorders>
+              <w:bottom w:val="single" w:sz="8" w:space="0" w:color="000000"/>
+            </w:tcBorders>
+          </w:tcPr>
           <w:p>
             <w:pPr>
               <w:pStyle w:val="Compact"/>
@@ -23630,7 +23656,11 @@
           </w:p>
         </w:tc>
         <w:tc>
-          <w:tcPr/>
+          <w:tcPr>
+            <w:tcBorders>
+              <w:bottom w:val="single" w:sz="8" w:space="0" w:color="000000"/>
+            </w:tcBorders>
+          </w:tcPr>
           <w:p>
             <w:pPr>
               <w:pStyle w:val="Compact"/>
@@ -28457,6 +28487,14 @@
         <w:tblStyle w:val="Table"/>
         <w:tblW w:type="pct" w:w="5000"/>
         <w:tblLayout w:type="fixed"/>
+        <w:tblBorders>
+          <w:top w:val="single" w:sz="12" w:space="0" w:color="000000"/>
+          <w:left w:val="none" w:sz="0" w:space="0" w:color="auto"/>
+          <w:bottom w:val="single" w:sz="12" w:space="0" w:color="000000"/>
+          <w:right w:val="none" w:sz="0" w:space="0" w:color="auto"/>
+          <w:insideH w:val="none" w:sz="0" w:space="0" w:color="auto"/>
+          <w:insideV w:val="none" w:sz="0" w:space="0" w:color="auto"/>
+        </w:tblBorders>
         <w:tblLook w:firstRow="1" w:lastRow="0" w:firstColumn="0" w:lastColumn="0" w:noHBand="0" w:noVBand="0" w:val="0020"/>
       </w:tblPr>
       <w:tblGrid>
@@ -28472,7 +28510,11 @@
           <w:tblHeader w:val="on"/>
         </w:trPr>
         <w:tc>
-          <w:tcPr/>
+          <w:tcPr>
+            <w:tcBorders>
+              <w:bottom w:val="single" w:sz="8" w:space="0" w:color="000000"/>
+            </w:tcBorders>
+          </w:tcPr>
           <w:p>
             <w:pPr>
               <w:pStyle w:val="Compact"/>
@@ -28488,7 +28530,11 @@
           </w:p>
         </w:tc>
         <w:tc>
-          <w:tcPr/>
+          <w:tcPr>
+            <w:tcBorders>
+              <w:bottom w:val="single" w:sz="8" w:space="0" w:color="000000"/>
+            </w:tcBorders>
+          </w:tcPr>
           <w:p>
             <w:pPr>
               <w:pStyle w:val="Compact"/>
@@ -28504,7 +28550,11 @@
           </w:p>
         </w:tc>
         <w:tc>
-          <w:tcPr/>
+          <w:tcPr>
+            <w:tcBorders>
+              <w:bottom w:val="single" w:sz="8" w:space="0" w:color="000000"/>
+            </w:tcBorders>
+          </w:tcPr>
           <w:p>
             <w:pPr>
               <w:pStyle w:val="Compact"/>
@@ -28535,7 +28585,11 @@
           </w:p>
         </w:tc>
         <w:tc>
-          <w:tcPr/>
+          <w:tcPr>
+            <w:tcBorders>
+              <w:bottom w:val="single" w:sz="8" w:space="0" w:color="000000"/>
+            </w:tcBorders>
+          </w:tcPr>
           <w:p>
             <w:pPr>
               <w:pStyle w:val="Compact"/>
@@ -28559,7 +28613,11 @@
           </w:p>
         </w:tc>
         <w:tc>
-          <w:tcPr/>
+          <w:tcPr>
+            <w:tcBorders>
+              <w:bottom w:val="single" w:sz="8" w:space="0" w:color="000000"/>
+            </w:tcBorders>
+          </w:tcPr>
           <w:p>
             <w:pPr>
               <w:pStyle w:val="Compact"/>
@@ -28583,7 +28641,11 @@
           </w:p>
         </w:tc>
         <w:tc>
-          <w:tcPr/>
+          <w:tcPr>
+            <w:tcBorders>
+              <w:bottom w:val="single" w:sz="8" w:space="0" w:color="000000"/>
+            </w:tcBorders>
+          </w:tcPr>
           <w:p>
             <w:pPr>
               <w:pStyle w:val="Compact"/>
@@ -31222,6 +31284,14 @@
       <w:tblPr>
         <w:tblStyle w:val="Table"/>
         <w:tblW w:type="auto" w:w="0"/>
+        <w:tblBorders>
+          <w:top w:val="single" w:sz="12" w:space="0" w:color="000000"/>
+          <w:left w:val="none" w:sz="0" w:space="0" w:color="auto"/>
+          <w:bottom w:val="single" w:sz="12" w:space="0" w:color="000000"/>
+          <w:right w:val="none" w:sz="0" w:space="0" w:color="auto"/>
+          <w:insideH w:val="none" w:sz="0" w:space="0" w:color="auto"/>
+          <w:insideV w:val="none" w:sz="0" w:space="0" w:color="auto"/>
+        </w:tblBorders>
         <w:tblLook w:firstRow="1" w:lastRow="0" w:firstColumn="0" w:lastColumn="0" w:noHBand="0" w:noVBand="0" w:val="0020"/>
       </w:tblPr>
       <w:tblGrid>
@@ -31234,7 +31304,11 @@
           <w:tblHeader w:val="on"/>
         </w:trPr>
         <w:tc>
-          <w:tcPr/>
+          <w:tcPr>
+            <w:tcBorders>
+              <w:bottom w:val="single" w:sz="8" w:space="0" w:color="000000"/>
+            </w:tcBorders>
+          </w:tcPr>
           <w:p>
             <w:pPr>
               <w:pStyle w:val="Compact"/>
@@ -31250,7 +31324,11 @@
           </w:p>
         </w:tc>
         <w:tc>
-          <w:tcPr/>
+          <w:tcPr>
+            <w:tcBorders>
+              <w:bottom w:val="single" w:sz="8" w:space="0" w:color="000000"/>
+            </w:tcBorders>
+          </w:tcPr>
           <w:p>
             <w:pPr>
               <w:pStyle w:val="Compact"/>
@@ -31266,7 +31344,11 @@
           </w:p>
         </w:tc>
         <w:tc>
-          <w:tcPr/>
+          <w:tcPr>
+            <w:tcBorders>
+              <w:bottom w:val="single" w:sz="8" w:space="0" w:color="000000"/>
+            </w:tcBorders>
+          </w:tcPr>
           <w:p>
             <w:pPr>
               <w:pStyle w:val="Compact"/>
@@ -45936,6 +46018,14 @@
       <w:tblPr>
         <w:tblStyle w:val="Table"/>
         <w:tblW w:type="auto" w:w="0"/>
+        <w:tblBorders>
+          <w:top w:val="single" w:sz="12" w:space="0" w:color="000000"/>
+          <w:left w:val="none" w:sz="0" w:space="0" w:color="auto"/>
+          <w:bottom w:val="single" w:sz="12" w:space="0" w:color="000000"/>
+          <w:right w:val="none" w:sz="0" w:space="0" w:color="auto"/>
+          <w:insideH w:val="none" w:sz="0" w:space="0" w:color="auto"/>
+          <w:insideV w:val="none" w:sz="0" w:space="0" w:color="auto"/>
+        </w:tblBorders>
         <w:tblLook w:firstRow="1" w:lastRow="0" w:firstColumn="0" w:lastColumn="0" w:noHBand="0" w:noVBand="0" w:val="0020"/>
       </w:tblPr>
       <w:tblGrid>
@@ -45947,7 +46037,11 @@
           <w:tblHeader w:val="on"/>
         </w:trPr>
         <w:tc>
-          <w:tcPr/>
+          <w:tcPr>
+            <w:tcBorders>
+              <w:bottom w:val="single" w:sz="8" w:space="0" w:color="000000"/>
+            </w:tcBorders>
+          </w:tcPr>
           <w:p>
             <w:pPr>
               <w:pStyle w:val="Compact"/>
@@ -45963,7 +46057,11 @@
           </w:p>
         </w:tc>
         <w:tc>
-          <w:tcPr/>
+          <w:tcPr>
+            <w:tcBorders>
+              <w:bottom w:val="single" w:sz="8" w:space="0" w:color="000000"/>
+            </w:tcBorders>
+          </w:tcPr>
           <w:p>
             <w:pPr>
               <w:pStyle w:val="Compact"/>
@@ -47642,6 +47740,7 @@
     <w:p>
       <w:pPr>
         <w:pStyle w:val="BodyText"/>
+        <w:spacing w:before="0" w:after="0"/>
       </w:pPr>
       <w:r>
         <w:rPr>
@@ -50610,7 +50709,7 @@
     <ns0:rPr>
       <ns0:rFonts ns0:ascii="Times New Roman" ns0:cs="Times New Roman" ns0:eastAsia="SimHei" ns0:hAnsi="Times New Roman"/>
       <ns0:b/>
-      <ns0:color ns0:val="17324D"/>
+      <ns0:color ns0:val="000000"/>
       <ns0:sz ns0:val="44"/>
       <ns0:szCs ns0:val="56"/>
     </ns0:rPr>
@@ -50752,7 +50851,7 @@
     <ns0:rPr>
       <ns0:rFonts ns0:ascii="Times New Roman" ns0:cs="Times New Roman" ns0:eastAsia="SimHei" ns0:hAnsi="Times New Roman"/>
       <ns0:b/>
-      <ns0:color ns0:val="17324D"/>
+      <ns0:color ns0:val="000000"/>
       <ns0:sz ns0:val="32"/>
       <ns0:szCs ns0:val="40"/>
     </ns0:rPr>
@@ -50776,7 +50875,7 @@
     <ns0:rPr>
       <ns0:rFonts ns0:ascii="Times New Roman" ns0:cs="Times New Roman" ns0:eastAsia="SimHei" ns0:hAnsi="Times New Roman"/>
       <ns0:b/>
-      <ns0:color ns0:val="17324D"/>
+      <ns0:color ns0:val="000000"/>
       <ns0:sz ns0:val="28"/>
       <ns0:szCs ns0:val="32"/>
     </ns0:rPr>
@@ -50800,7 +50899,7 @@
     <ns0:rPr>
       <ns0:rFonts ns0:ascii="Times New Roman" ns0:cs="Times New Roman" ns0:eastAsia="SimHei" ns0:hAnsi="Times New Roman"/>
       <ns0:b/>
-      <ns0:color ns0:val="17324D"/>
+      <ns0:color ns0:val="000000"/>
       <ns0:sz ns0:val="25"/>
       <ns0:szCs ns0:val="28"/>
     </ns0:rPr>
